--- a/flow/20230914_vu_template/drafts/2024-02-g/06-ВТ-Віддання Стрітення, Вукола.docx
+++ b/flow/20230914_vu_template/drafts/2024-02-g/06-ВТ-Віддання Стрітення, Вукола.docx
@@ -3,74 +3,30 @@
 <w:document xmlns:mc="http://schemas.openxmlformats.org/markup-compatibility/2006" xmlns:o="urn:schemas-microsoft-com:office:office" xmlns:r="http://schemas.openxmlformats.org/officeDocument/2006/relationships" xmlns:m="http://schemas.openxmlformats.org/officeDocument/2006/math" xmlns:v="urn:schemas-microsoft-com:vml" xmlns:wp="http://schemas.openxmlformats.org/drawingml/2006/wordprocessingDrawing" xmlns:w10="urn:schemas-microsoft-com:office:word" xmlns:w="http://schemas.openxmlformats.org/wordprocessingml/2006/main" xmlns:wne="http://schemas.microsoft.com/office/word/2006/wordml" xmlns:sl="http://schemas.openxmlformats.org/schemaLibrary/2006/main" xmlns:a="http://schemas.openxmlformats.org/drawingml/2006/main" xmlns:pic="http://schemas.openxmlformats.org/drawingml/2006/picture" xmlns:c="http://schemas.openxmlformats.org/drawingml/2006/chart" xmlns:lc="http://schemas.openxmlformats.org/drawingml/2006/lockedCanvas" xmlns:dgm="http://schemas.openxmlformats.org/drawingml/2006/diagram" xmlns:wps="http://schemas.microsoft.com/office/word/2010/wordprocessingShape" xmlns:wpg="http://schemas.microsoft.com/office/word/2010/wordprocessingGroup" xmlns:w14="http://schemas.microsoft.com/office/word/2010/wordml" xmlns:w15="http://schemas.microsoft.com/office/word/2012/wordml">
   <w:body>
     <w:p>
-      <w:pPr>
-        <w:pBdr>
-          <w:top w:space="0" w:sz="0" w:val="nil"/>
-          <w:left w:space="0" w:sz="0" w:val="nil"/>
-          <w:bottom w:space="0" w:sz="0" w:val="nil"/>
-          <w:right w:space="0" w:sz="0" w:val="nil"/>
-          <w:between w:space="0" w:sz="0" w:val="nil"/>
-        </w:pBdr>
-        <w:spacing w:after="120" w:lineRule="auto"/>
-        <w:rPr>
-          <w:rFonts w:ascii="Times New Roman" w:cs="Times New Roman" w:eastAsia="Times New Roman" w:hAnsi="Times New Roman"/>
-          <w:color w:val="000000"/>
-          <w:sz w:val="24"/>
-          <w:szCs w:val="24"/>
-        </w:rPr>
-      </w:pPr>
-      <w:r>
-        <w:rPr>
-          <w:rFonts w:ascii="Times New Roman" w:cs="Times New Roman" w:eastAsia="Times New Roman" w:hAnsi="Times New Roman"/>
-          <w:color w:val="000000"/>
-          <w:sz w:val="24"/>
-          <w:szCs w:val="24"/>
-          <w:rtl w:val="0"/>
-        </w:rPr>
-        <w:t xml:space="preserve">Лютий 21 Вівторок</w:t>
-        <w:br w:type="textWrapping"/>
-        <w:t xml:space="preserve">21 (8) Віддання свята Стрітенн</w:t>
-      </w:r>
-      <w:r>
-        <w:rPr>
-          <w:rFonts w:ascii="Times New Roman" w:cs="Times New Roman" w:eastAsia="Times New Roman" w:hAnsi="Times New Roman"/>
-          <w:sz w:val="24"/>
-          <w:szCs w:val="24"/>
-          <w:rtl w:val="0"/>
-        </w:rPr>
-        <w:t xml:space="preserve">я</w:t>
-      </w:r>
-      <w:r>
-        <w:rPr>
-          <w:rFonts w:ascii="Times New Roman" w:cs="Times New Roman" w:eastAsia="Times New Roman" w:hAnsi="Times New Roman"/>
-          <w:color w:val="000000"/>
-          <w:sz w:val="24"/>
-          <w:szCs w:val="24"/>
-          <w:rtl w:val="0"/>
-        </w:rPr>
-        <w:t xml:space="preserve">.</w:t>
-        <w:br w:type="textWrapping"/>
-      </w:r>
-      <w:r>
-        <w:rPr>
-          <w:rFonts w:ascii="Quattrocento Sans" w:cs="Quattrocento Sans" w:eastAsia="Quattrocento Sans" w:hAnsi="Quattrocento Sans"/>
-          <w:color w:val="000000"/>
-          <w:sz w:val="24"/>
-          <w:szCs w:val="24"/>
-          <w:rtl w:val="0"/>
-        </w:rPr>
-        <w:t xml:space="preserve">🕃</w:t>
-      </w:r>
-      <w:r>
-        <w:rPr>
-          <w:rFonts w:ascii="Times New Roman" w:cs="Times New Roman" w:eastAsia="Times New Roman" w:hAnsi="Times New Roman"/>
-          <w:color w:val="000000"/>
-          <w:sz w:val="24"/>
-          <w:szCs w:val="24"/>
-          <w:rtl w:val="0"/>
-        </w:rPr>
-        <w:t xml:space="preserve"> Св. влкмч. Теодора Стратилата. Св. прор. Захарії Серповидця.</w:t>
-        <w:br w:type="textWrapping"/>
+      <w:r>
+        <w:rPr>
+          <w:rFonts w:ascii="Times New Roman" w:hAnsi="Times New Roman"/>
+          <w:sz w:val="24"/>
+        </w:rPr>
+        <w:t>Лютий 6 Вівторок</w:t>
+      </w:r>
+    </w:p>
+    <w:p>
+      <w:r>
+        <w:rPr>
+          <w:rFonts w:ascii="Times New Roman" w:hAnsi="Times New Roman"/>
+          <w:sz w:val="24"/>
+        </w:rPr>
+        <w:t xml:space="preserve">Преподобного отця нашого Вукола, єпископа Смирнського </w:t>
+      </w:r>
+    </w:p>
+    <w:p>
+      <w:r>
+        <w:rPr>
+          <w:rFonts w:ascii="Times New Roman" w:hAnsi="Times New Roman"/>
+          <w:sz w:val="24"/>
+        </w:rPr>
+        <w:t>Святого священномученика Сілвана, єпископа Ємеського, і тих, що з ним</w:t>
       </w:r>
     </w:p>
     <w:p>
@@ -104,14 +60,41 @@
       </w:pPr>
       <w:r>
         <w:rPr>
-          <w:rFonts w:ascii="Times New Roman" w:cs="Times New Roman" w:eastAsia="Times New Roman" w:hAnsi="Times New Roman"/>
-          <w:i w:val="1"/>
-          <w:color w:val="ff0000"/>
-          <w:sz w:val="24"/>
-          <w:szCs w:val="24"/>
-          <w:rtl w:val="0"/>
-        </w:rPr>
-        <w:t xml:space="preserve">Священик:</w:t>
+          <w:rFonts w:ascii="Times New Roman" w:hAnsi="Times New Roman"/>
+          <w:i/>
+          <w:color w:val="FF4400"/>
+          <w:sz w:val="24"/>
+        </w:rPr>
+        <w:t>Священик:</w:t>
+      </w:r>
+      <w:r>
+        <w:rPr>
+          <w:rFonts w:ascii="Times New Roman" w:hAnsi="Times New Roman"/>
+          <w:sz w:val="24"/>
+        </w:rPr>
+        <w:t xml:space="preserve"> Благословенний Бог наш завжди, нині і повсякчас, і на віки віків.</w:t>
+      </w:r>
+    </w:p>
+    <w:p>
+      <w:pPr>
+        <w:spacing w:after="120" w:lineRule="auto"/>
+        <w:jc w:val="both"/>
+        <w:rPr>
+          <w:rFonts w:ascii="Times New Roman" w:cs="Times New Roman" w:eastAsia="Times New Roman" w:hAnsi="Times New Roman"/>
+          <w:sz w:val="24"/>
+          <w:szCs w:val="24"/>
+        </w:rPr>
+      </w:pPr>
+      <w:r>
+        <w:rPr>
+          <w:rFonts w:ascii="Times New Roman" w:cs="Times New Roman" w:eastAsia="Times New Roman" w:hAnsi="Times New Roman"/>
+          <w:i w:val="1"/>
+          <w:color w:val="ff0000"/>
+          <w:sz w:val="24"/>
+          <w:szCs w:val="24"/>
+          <w:rtl w:val="0"/>
+        </w:rPr>
+        <w:t xml:space="preserve">Вірні:</w:t>
       </w:r>
       <w:r>
         <w:rPr>
@@ -130,34 +113,130 @@
           <w:szCs w:val="24"/>
           <w:rtl w:val="0"/>
         </w:rPr>
-        <w:t xml:space="preserve">Благословенний Бог наш завжди, нині і повсякчас, і на віки віків.</w:t>
-      </w:r>
-    </w:p>
-    <w:p>
-      <w:pPr>
-        <w:spacing w:after="120" w:lineRule="auto"/>
-        <w:jc w:val="both"/>
-        <w:rPr>
-          <w:rFonts w:ascii="Times New Roman" w:cs="Times New Roman" w:eastAsia="Times New Roman" w:hAnsi="Times New Roman"/>
-          <w:sz w:val="24"/>
-          <w:szCs w:val="24"/>
-        </w:rPr>
-      </w:pPr>
-      <w:r>
-        <w:rPr>
-          <w:rFonts w:ascii="Times New Roman" w:cs="Times New Roman" w:eastAsia="Times New Roman" w:hAnsi="Times New Roman"/>
-          <w:i w:val="1"/>
-          <w:color w:val="ff0000"/>
-          <w:sz w:val="24"/>
-          <w:szCs w:val="24"/>
-          <w:rtl w:val="0"/>
-        </w:rPr>
-        <w:t xml:space="preserve">Вірні:</w:t>
-      </w:r>
-      <w:r>
-        <w:rPr>
-          <w:rFonts w:ascii="Times New Roman" w:cs="Times New Roman" w:eastAsia="Times New Roman" w:hAnsi="Times New Roman"/>
-          <w:color w:val="ff0000"/>
+        <w:t xml:space="preserve">Амінь. Слава тобі, Боже наш, слава тобі.</w:t>
+      </w:r>
+    </w:p>
+    <w:p>
+      <w:pPr>
+        <w:spacing w:after="120" w:lineRule="auto"/>
+        <w:jc w:val="both"/>
+        <w:rPr>
+          <w:rFonts w:ascii="Times New Roman" w:cs="Times New Roman" w:eastAsia="Times New Roman" w:hAnsi="Times New Roman"/>
+          <w:sz w:val="24"/>
+          <w:szCs w:val="24"/>
+        </w:rPr>
+      </w:pPr>
+      <w:r>
+        <w:rPr>
+          <w:rFonts w:ascii="Times New Roman" w:cs="Times New Roman" w:eastAsia="Times New Roman" w:hAnsi="Times New Roman"/>
+          <w:sz w:val="24"/>
+          <w:szCs w:val="24"/>
+          <w:rtl w:val="0"/>
+        </w:rPr>
+        <w:t xml:space="preserve">Царю небесний, утішителю, Душе істини,* що всюди єси і все наповняєш,* скарбе дібр і життя подателю,* прийди і вселися в нас,* і очисти нас від усякої скверни,* і спаси, Благий, душі наші.</w:t>
+      </w:r>
+    </w:p>
+    <w:p>
+      <w:pPr>
+        <w:spacing w:after="120" w:lineRule="auto"/>
+        <w:jc w:val="both"/>
+        <w:rPr>
+          <w:rFonts w:ascii="Times New Roman" w:cs="Times New Roman" w:eastAsia="Times New Roman" w:hAnsi="Times New Roman"/>
+          <w:i w:val="1"/>
+          <w:sz w:val="24"/>
+          <w:szCs w:val="24"/>
+        </w:rPr>
+      </w:pPr>
+      <w:r>
+        <w:rPr>
+          <w:rFonts w:ascii="Times New Roman" w:cs="Times New Roman" w:eastAsia="Times New Roman" w:hAnsi="Times New Roman"/>
+          <w:sz w:val="24"/>
+          <w:szCs w:val="24"/>
+          <w:rtl w:val="0"/>
+        </w:rPr>
+        <w:t xml:space="preserve">Святий Боже, святий Кріпкий, святий Безсмертний, помилуй нас </w:t>
+      </w:r>
+      <w:r>
+        <w:rPr>
+          <w:rFonts w:ascii="Times New Roman" w:cs="Times New Roman" w:eastAsia="Times New Roman" w:hAnsi="Times New Roman"/>
+          <w:i w:val="1"/>
+          <w:color w:val="ff0000"/>
+          <w:sz w:val="24"/>
+          <w:szCs w:val="24"/>
+          <w:rtl w:val="0"/>
+        </w:rPr>
+        <w:t xml:space="preserve">(3 р.)</w:t>
+      </w:r>
+      <w:r>
+        <w:rPr>
+          <w:rtl w:val="0"/>
+        </w:rPr>
+      </w:r>
+    </w:p>
+    <w:p>
+      <w:pPr>
+        <w:spacing w:after="120" w:lineRule="auto"/>
+        <w:jc w:val="both"/>
+        <w:rPr>
+          <w:rFonts w:ascii="Times New Roman" w:cs="Times New Roman" w:eastAsia="Times New Roman" w:hAnsi="Times New Roman"/>
+          <w:sz w:val="24"/>
+          <w:szCs w:val="24"/>
+        </w:rPr>
+      </w:pPr>
+      <w:r>
+        <w:rPr>
+          <w:rFonts w:ascii="Times New Roman" w:cs="Times New Roman" w:eastAsia="Times New Roman" w:hAnsi="Times New Roman"/>
+          <w:sz w:val="24"/>
+          <w:szCs w:val="24"/>
+          <w:rtl w:val="0"/>
+        </w:rPr>
+        <w:t xml:space="preserve">Слава Отцю, і Сину, і Святому Духові,* і нині і повсякчас, і на віки віків. Амінь.</w:t>
+      </w:r>
+    </w:p>
+    <w:p>
+      <w:pPr>
+        <w:spacing w:after="120" w:lineRule="auto"/>
+        <w:jc w:val="both"/>
+        <w:rPr>
+          <w:rFonts w:ascii="Times New Roman" w:cs="Times New Roman" w:eastAsia="Times New Roman" w:hAnsi="Times New Roman"/>
+          <w:sz w:val="24"/>
+          <w:szCs w:val="24"/>
+        </w:rPr>
+      </w:pPr>
+      <w:r>
+        <w:rPr>
+          <w:rFonts w:ascii="Times New Roman" w:cs="Times New Roman" w:eastAsia="Times New Roman" w:hAnsi="Times New Roman"/>
+          <w:sz w:val="24"/>
+          <w:szCs w:val="24"/>
+          <w:rtl w:val="0"/>
+        </w:rPr>
+        <w:t xml:space="preserve">Пресвята Тройце, помилуй нас;* Господи, очисти гріхи наші;* Владико, прости беззаконня наші;* Святий, завітай і зціли немочі наші імени твого ради.</w:t>
+      </w:r>
+    </w:p>
+    <w:p>
+      <w:pPr>
+        <w:spacing w:after="120" w:lineRule="auto"/>
+        <w:jc w:val="both"/>
+        <w:rPr>
+          <w:rFonts w:ascii="Times New Roman" w:cs="Times New Roman" w:eastAsia="Times New Roman" w:hAnsi="Times New Roman"/>
+          <w:i w:val="1"/>
+          <w:sz w:val="24"/>
+          <w:szCs w:val="24"/>
+        </w:rPr>
+      </w:pPr>
+      <w:r>
+        <w:rPr>
+          <w:rFonts w:ascii="Times New Roman" w:cs="Times New Roman" w:eastAsia="Times New Roman" w:hAnsi="Times New Roman"/>
+          <w:sz w:val="24"/>
+          <w:szCs w:val="24"/>
+          <w:rtl w:val="0"/>
+        </w:rPr>
+        <w:t xml:space="preserve">Господи, помилуй</w:t>
+      </w:r>
+      <w:r>
+        <w:rPr>
+          <w:rFonts w:ascii="Times New Roman" w:cs="Times New Roman" w:eastAsia="Times New Roman" w:hAnsi="Times New Roman"/>
+          <w:i w:val="1"/>
           <w:sz w:val="24"/>
           <w:szCs w:val="24"/>
           <w:rtl w:val="0"/>
@@ -167,56 +246,6 @@
       <w:r>
         <w:rPr>
           <w:rFonts w:ascii="Times New Roman" w:cs="Times New Roman" w:eastAsia="Times New Roman" w:hAnsi="Times New Roman"/>
-          <w:sz w:val="24"/>
-          <w:szCs w:val="24"/>
-          <w:rtl w:val="0"/>
-        </w:rPr>
-        <w:t xml:space="preserve">Амінь. Слава тобі, Боже наш, слава тобі.</w:t>
-      </w:r>
-    </w:p>
-    <w:p>
-      <w:pPr>
-        <w:spacing w:after="120" w:lineRule="auto"/>
-        <w:jc w:val="both"/>
-        <w:rPr>
-          <w:rFonts w:ascii="Times New Roman" w:cs="Times New Roman" w:eastAsia="Times New Roman" w:hAnsi="Times New Roman"/>
-          <w:sz w:val="24"/>
-          <w:szCs w:val="24"/>
-        </w:rPr>
-      </w:pPr>
-      <w:r>
-        <w:rPr>
-          <w:rFonts w:ascii="Times New Roman" w:cs="Times New Roman" w:eastAsia="Times New Roman" w:hAnsi="Times New Roman"/>
-          <w:sz w:val="24"/>
-          <w:szCs w:val="24"/>
-          <w:rtl w:val="0"/>
-        </w:rPr>
-        <w:t xml:space="preserve">Царю небесний, утішителю, Душе істини,* що всюди єси і все наповняєш,* скарбе дібр і життя подателю,* прийди і вселися в нас,* і очисти нас від усякої скверни,* і спаси, Благий, душі наші.</w:t>
-      </w:r>
-    </w:p>
-    <w:p>
-      <w:pPr>
-        <w:spacing w:after="120" w:lineRule="auto"/>
-        <w:jc w:val="both"/>
-        <w:rPr>
-          <w:rFonts w:ascii="Times New Roman" w:cs="Times New Roman" w:eastAsia="Times New Roman" w:hAnsi="Times New Roman"/>
-          <w:i w:val="1"/>
-          <w:sz w:val="24"/>
-          <w:szCs w:val="24"/>
-        </w:rPr>
-      </w:pPr>
-      <w:r>
-        <w:rPr>
-          <w:rFonts w:ascii="Times New Roman" w:cs="Times New Roman" w:eastAsia="Times New Roman" w:hAnsi="Times New Roman"/>
-          <w:sz w:val="24"/>
-          <w:szCs w:val="24"/>
-          <w:rtl w:val="0"/>
-        </w:rPr>
-        <w:t xml:space="preserve">Святий Боже, святий Кріпкий, святий Безсмертний, помилуй нас </w:t>
-      </w:r>
-      <w:r>
-        <w:rPr>
-          <w:rFonts w:ascii="Times New Roman" w:cs="Times New Roman" w:eastAsia="Times New Roman" w:hAnsi="Times New Roman"/>
           <w:i w:val="1"/>
           <w:color w:val="ff0000"/>
           <w:sz w:val="24"/>
@@ -248,53 +277,12 @@
           <w:szCs w:val="24"/>
           <w:rtl w:val="0"/>
         </w:rPr>
-        <w:t xml:space="preserve">Слава Отцю, і Сину, і Святому Духові,* і нині і повсякчас, і на віки віків. Амінь.</w:t>
-      </w:r>
-    </w:p>
-    <w:p>
-      <w:pPr>
-        <w:spacing w:after="120" w:lineRule="auto"/>
-        <w:jc w:val="both"/>
-        <w:rPr>
-          <w:rFonts w:ascii="Times New Roman" w:cs="Times New Roman" w:eastAsia="Times New Roman" w:hAnsi="Times New Roman"/>
-          <w:sz w:val="24"/>
-          <w:szCs w:val="24"/>
-        </w:rPr>
-      </w:pPr>
-      <w:r>
-        <w:rPr>
-          <w:rFonts w:ascii="Times New Roman" w:cs="Times New Roman" w:eastAsia="Times New Roman" w:hAnsi="Times New Roman"/>
-          <w:sz w:val="24"/>
-          <w:szCs w:val="24"/>
-          <w:rtl w:val="0"/>
-        </w:rPr>
-        <w:t xml:space="preserve">Пресвята Тройце, помилуй нас;* Господи, очисти гріхи наші;* Владико, прости беззаконня наші;* Святий, завітай і зціли немочі наші імени твого ради.</w:t>
-      </w:r>
-    </w:p>
-    <w:p>
-      <w:pPr>
-        <w:spacing w:after="120" w:lineRule="auto"/>
-        <w:jc w:val="both"/>
-        <w:rPr>
-          <w:rFonts w:ascii="Times New Roman" w:cs="Times New Roman" w:eastAsia="Times New Roman" w:hAnsi="Times New Roman"/>
-          <w:i w:val="1"/>
-          <w:sz w:val="24"/>
-          <w:szCs w:val="24"/>
-        </w:rPr>
-      </w:pPr>
-      <w:r>
-        <w:rPr>
-          <w:rFonts w:ascii="Times New Roman" w:cs="Times New Roman" w:eastAsia="Times New Roman" w:hAnsi="Times New Roman"/>
-          <w:sz w:val="24"/>
-          <w:szCs w:val="24"/>
-          <w:rtl w:val="0"/>
-        </w:rPr>
-        <w:t xml:space="preserve">Господи, помилуй</w:t>
-      </w:r>
-      <w:r>
-        <w:rPr>
-          <w:rFonts w:ascii="Times New Roman" w:cs="Times New Roman" w:eastAsia="Times New Roman" w:hAnsi="Times New Roman"/>
-          <w:i w:val="1"/>
+        <w:t xml:space="preserve">Слава Отцю, і Сину, і Святому Духові.* І</w:t>
+      </w:r>
+      <w:r>
+        <w:rPr>
+          <w:rFonts w:ascii="Times New Roman" w:cs="Times New Roman" w:eastAsia="Times New Roman" w:hAnsi="Times New Roman"/>
+          <w:b w:val="1"/>
           <w:sz w:val="24"/>
           <w:szCs w:val="24"/>
           <w:rtl w:val="0"/>
@@ -304,52 +292,6 @@
       <w:r>
         <w:rPr>
           <w:rFonts w:ascii="Times New Roman" w:cs="Times New Roman" w:eastAsia="Times New Roman" w:hAnsi="Times New Roman"/>
-          <w:i w:val="1"/>
-          <w:color w:val="ff0000"/>
-          <w:sz w:val="24"/>
-          <w:szCs w:val="24"/>
-          <w:rtl w:val="0"/>
-        </w:rPr>
-        <w:t xml:space="preserve">(3 р.)</w:t>
-      </w:r>
-      <w:r>
-        <w:rPr>
-          <w:rtl w:val="0"/>
-        </w:rPr>
-      </w:r>
-    </w:p>
-    <w:p>
-      <w:pPr>
-        <w:spacing w:after="120" w:lineRule="auto"/>
-        <w:jc w:val="both"/>
-        <w:rPr>
-          <w:rFonts w:ascii="Times New Roman" w:cs="Times New Roman" w:eastAsia="Times New Roman" w:hAnsi="Times New Roman"/>
-          <w:sz w:val="24"/>
-          <w:szCs w:val="24"/>
-        </w:rPr>
-      </w:pPr>
-      <w:r>
-        <w:rPr>
-          <w:rFonts w:ascii="Times New Roman" w:cs="Times New Roman" w:eastAsia="Times New Roman" w:hAnsi="Times New Roman"/>
-          <w:sz w:val="24"/>
-          <w:szCs w:val="24"/>
-          <w:rtl w:val="0"/>
-        </w:rPr>
-        <w:t xml:space="preserve">Слава Отцю, і Сину, і Святому Духові.* І</w:t>
-      </w:r>
-      <w:r>
-        <w:rPr>
-          <w:rFonts w:ascii="Times New Roman" w:cs="Times New Roman" w:eastAsia="Times New Roman" w:hAnsi="Times New Roman"/>
-          <w:b w:val="1"/>
-          <w:sz w:val="24"/>
-          <w:szCs w:val="24"/>
-          <w:rtl w:val="0"/>
-        </w:rPr>
-        <w:t xml:space="preserve"> </w:t>
-      </w:r>
-      <w:r>
-        <w:rPr>
-          <w:rFonts w:ascii="Times New Roman" w:cs="Times New Roman" w:eastAsia="Times New Roman" w:hAnsi="Times New Roman"/>
           <w:sz w:val="24"/>
           <w:szCs w:val="24"/>
           <w:rtl w:val="0"/>
@@ -389,21 +331,17 @@
       </w:pPr>
       <w:r>
         <w:rPr>
-          <w:rFonts w:ascii="Times New Roman" w:cs="Times New Roman" w:eastAsia="Times New Roman" w:hAnsi="Times New Roman"/>
-          <w:i w:val="1"/>
-          <w:color w:val="ff0000"/>
-          <w:sz w:val="24"/>
-          <w:szCs w:val="24"/>
-          <w:rtl w:val="0"/>
-        </w:rPr>
-        <w:t xml:space="preserve">Священик:</w:t>
-      </w:r>
-      <w:r>
-        <w:rPr>
-          <w:rFonts w:ascii="Times New Roman" w:cs="Times New Roman" w:eastAsia="Times New Roman" w:hAnsi="Times New Roman"/>
-          <w:sz w:val="24"/>
-          <w:szCs w:val="24"/>
-          <w:rtl w:val="0"/>
+          <w:rFonts w:ascii="Times New Roman" w:hAnsi="Times New Roman"/>
+          <w:i/>
+          <w:color w:val="FF4400"/>
+          <w:sz w:val="24"/>
+        </w:rPr>
+        <w:t>Священик:</w:t>
+      </w:r>
+      <w:r>
+        <w:rPr>
+          <w:rFonts w:ascii="Times New Roman" w:hAnsi="Times New Roman"/>
+          <w:sz w:val="24"/>
         </w:rPr>
         <w:t xml:space="preserve"> Бо твоє є царство, і сила, і слава, Отця, і Сина, і Святого Духа, нині і повсякчас, і на віки віків.</w:t>
       </w:r>
@@ -2519,21 +2457,17 @@
       </w:pPr>
       <w:r>
         <w:rPr>
-          <w:rFonts w:ascii="Times New Roman" w:cs="Times New Roman" w:eastAsia="Times New Roman" w:hAnsi="Times New Roman"/>
-          <w:i w:val="1"/>
-          <w:color w:val="ff0000"/>
-          <w:sz w:val="24"/>
-          <w:szCs w:val="24"/>
-          <w:rtl w:val="0"/>
-        </w:rPr>
-        <w:t xml:space="preserve">Священик:</w:t>
-      </w:r>
-      <w:r>
-        <w:rPr>
-          <w:rFonts w:ascii="Times New Roman" w:cs="Times New Roman" w:eastAsia="Times New Roman" w:hAnsi="Times New Roman"/>
-          <w:sz w:val="24"/>
-          <w:szCs w:val="24"/>
-          <w:rtl w:val="0"/>
+          <w:rFonts w:ascii="Times New Roman" w:hAnsi="Times New Roman"/>
+          <w:i/>
+          <w:color w:val="FF4400"/>
+          <w:sz w:val="24"/>
+        </w:rPr>
+        <w:t>Священик:</w:t>
+      </w:r>
+      <w:r>
+        <w:rPr>
+          <w:rFonts w:ascii="Times New Roman" w:hAnsi="Times New Roman"/>
+          <w:sz w:val="24"/>
         </w:rPr>
         <w:t xml:space="preserve"> Бо тобі належить усяка слава, честь і поклоніння, Отцю, і Сину, і Святому Духові, нині і повсякчас, і на віки віків.</w:t>
       </w:r>
@@ -3839,72 +3773,440 @@
       </w:pPr>
       <w:r>
         <w:rPr>
-          <w:rFonts w:ascii="Times New Roman" w:cs="Times New Roman" w:eastAsia="Times New Roman" w:hAnsi="Times New Roman"/>
-          <w:i w:val="1"/>
-          <w:color w:val="ff0000"/>
-          <w:sz w:val="24"/>
-          <w:szCs w:val="24"/>
-          <w:rtl w:val="0"/>
-        </w:rPr>
-        <w:t xml:space="preserve">Священик:</w:t>
-      </w:r>
-      <w:r>
-        <w:rPr>
-          <w:rFonts w:ascii="Times New Roman" w:cs="Times New Roman" w:eastAsia="Times New Roman" w:hAnsi="Times New Roman"/>
-          <w:color w:val="ff0000"/>
-          <w:sz w:val="24"/>
-          <w:szCs w:val="24"/>
-          <w:rtl w:val="0"/>
+          <w:rFonts w:ascii="Times New Roman" w:hAnsi="Times New Roman"/>
+          <w:i/>
+          <w:color w:val="FF4400"/>
+          <w:sz w:val="24"/>
+        </w:rPr>
+        <w:t>Священик:</w:t>
+      </w:r>
+      <w:r>
+        <w:rPr>
+          <w:rFonts w:ascii="Times New Roman" w:hAnsi="Times New Roman"/>
+          <w:sz w:val="24"/>
+        </w:rPr>
+        <w:t xml:space="preserve"> Мир всім.</w:t>
+      </w:r>
+    </w:p>
+    <w:p>
+      <w:pPr>
+        <w:spacing w:after="120" w:lineRule="auto"/>
+        <w:jc w:val="both"/>
+        <w:rPr>
+          <w:rFonts w:ascii="Times New Roman" w:cs="Times New Roman" w:eastAsia="Times New Roman" w:hAnsi="Times New Roman"/>
+          <w:sz w:val="24"/>
+          <w:szCs w:val="24"/>
+        </w:rPr>
+      </w:pPr>
+      <w:r>
+        <w:rPr>
+          <w:rFonts w:ascii="Times New Roman" w:cs="Times New Roman" w:eastAsia="Times New Roman" w:hAnsi="Times New Roman"/>
+          <w:sz w:val="24"/>
+          <w:szCs w:val="24"/>
+          <w:rtl w:val="0"/>
+        </w:rPr>
+        <w:t xml:space="preserve">Премудрість, будьмо уважні!</w:t>
+      </w:r>
+    </w:p>
+    <w:p>
+      <w:pPr>
+        <w:spacing w:after="120" w:lineRule="auto"/>
+        <w:jc w:val="both"/>
+        <w:rPr>
+          <w:rFonts w:ascii="Times New Roman" w:cs="Times New Roman" w:eastAsia="Times New Roman" w:hAnsi="Times New Roman"/>
+          <w:color w:val="ff0000"/>
+          <w:sz w:val="24"/>
+          <w:szCs w:val="24"/>
+        </w:rPr>
+      </w:pPr>
+      <w:r>
+        <w:rPr>
+          <w:rtl w:val="0"/>
+        </w:rPr>
+      </w:r>
+    </w:p>
+    <w:p>
+      <w:pPr>
+        <w:pStyle w:val="3"/>
+      </w:pPr>
+      <w:r>
+        <w:rPr>
+          <w:rFonts w:ascii="Times New Roman" w:hAnsi="Times New Roman"/>
+          <w:b/>
+          <w:i/>
+          <w:color w:val="FF0000"/>
+          <w:sz w:val="24"/>
+        </w:rPr>
+        <w:t>Прокімен</w:t>
+      </w:r>
+    </w:p>
+    <w:p>
+      <w:pPr>
+        <w:pStyle w:val="a"/>
+      </w:pPr>
+      <w:r>
+        <w:rPr>
+          <w:rFonts w:ascii="Times New Roman" w:hAnsi="Times New Roman"/>
+          <w:i/>
+          <w:color w:val="FF0000"/>
+          <w:sz w:val="24"/>
+        </w:rPr>
+        <w:t>Псалом</w:t>
+      </w:r>
+      <w:r>
+        <w:rPr>
+          <w:rFonts w:ascii="Times New Roman" w:hAnsi="Times New Roman"/>
+          <w:i/>
+          <w:color w:val="FF0000"/>
+          <w:sz w:val="24"/>
         </w:rPr>
         <w:t xml:space="preserve"> </w:t>
       </w:r>
       <w:r>
         <w:rPr>
-          <w:rFonts w:ascii="Times New Roman" w:cs="Times New Roman" w:eastAsia="Times New Roman" w:hAnsi="Times New Roman"/>
-          <w:sz w:val="24"/>
-          <w:szCs w:val="24"/>
-          <w:rtl w:val="0"/>
-        </w:rPr>
-        <w:t xml:space="preserve">Мир всім.</w:t>
-      </w:r>
-    </w:p>
-    <w:p>
-      <w:pPr>
-        <w:spacing w:after="120" w:lineRule="auto"/>
-        <w:jc w:val="both"/>
-        <w:rPr>
-          <w:rFonts w:ascii="Times New Roman" w:cs="Times New Roman" w:eastAsia="Times New Roman" w:hAnsi="Times New Roman"/>
-          <w:sz w:val="24"/>
-          <w:szCs w:val="24"/>
-        </w:rPr>
-      </w:pPr>
-      <w:r>
-        <w:rPr>
-          <w:rFonts w:ascii="Times New Roman" w:cs="Times New Roman" w:eastAsia="Times New Roman" w:hAnsi="Times New Roman"/>
-          <w:sz w:val="24"/>
-          <w:szCs w:val="24"/>
-          <w:rtl w:val="0"/>
-        </w:rPr>
-        <w:t xml:space="preserve">Премудрість, будьмо уважні!</w:t>
-      </w:r>
-    </w:p>
-    <w:p>
-      <w:pPr>
-        <w:spacing w:after="120" w:lineRule="auto"/>
-        <w:jc w:val="both"/>
-        <w:rPr>
-          <w:rFonts w:ascii="Times New Roman" w:cs="Times New Roman" w:eastAsia="Times New Roman" w:hAnsi="Times New Roman"/>
-          <w:color w:val="ff0000"/>
-          <w:sz w:val="24"/>
-          <w:szCs w:val="24"/>
-        </w:rPr>
-      </w:pPr>
-      <w:r>
-        <w:rPr>
-          <w:rtl w:val="0"/>
-        </w:rPr>
-      </w:r>
-    </w:p>
+          <w:rFonts w:ascii="Times New Roman" w:hAnsi="Times New Roman"/>
+          <w:i/>
+          <w:color w:val="FF0000"/>
+          <w:sz w:val="24"/>
+        </w:rPr>
+        <w:t>4</w:t>
+      </w:r>
+      <w:r>
+        <w:rPr>
+          <w:rFonts w:ascii="Times New Roman" w:hAnsi="Times New Roman"/>
+          <w:i/>
+          <w:color w:val="FF0000"/>
+          <w:sz w:val="24"/>
+        </w:rPr>
+        <w:t xml:space="preserve"> </w:t>
+      </w:r>
+      <w:r>
+        <w:rPr>
+          <w:rFonts w:ascii="Times New Roman" w:hAnsi="Times New Roman"/>
+          <w:i/>
+          <w:color w:val="FF0000"/>
+          <w:sz w:val="24"/>
+        </w:rPr>
+        <w:t>(г.</w:t>
+      </w:r>
+      <w:r>
+        <w:rPr>
+          <w:rFonts w:ascii="Times New Roman" w:hAnsi="Times New Roman"/>
+          <w:i/>
+          <w:color w:val="FF0000"/>
+          <w:sz w:val="24"/>
+        </w:rPr>
+        <w:t xml:space="preserve"> </w:t>
+      </w:r>
+      <w:r>
+        <w:rPr>
+          <w:rFonts w:ascii="Times New Roman" w:hAnsi="Times New Roman"/>
+          <w:i/>
+          <w:color w:val="FF0000"/>
+          <w:sz w:val="24"/>
+        </w:rPr>
+        <w:t>4):</w:t>
+      </w:r>
+    </w:p>
+    <w:p>
+      <w:pPr>
+        <w:pStyle w:val="a"/>
+      </w:pPr>
+      <w:r>
+        <w:rPr>
+          <w:rFonts w:ascii="Times New Roman" w:hAnsi="Times New Roman"/>
+          <w:b/>
+          <w:color w:val="000000"/>
+          <w:sz w:val="24"/>
+        </w:rPr>
+        <w:t>Господь</w:t>
+      </w:r>
+      <w:r>
+        <w:rPr>
+          <w:rFonts w:ascii="Times New Roman" w:hAnsi="Times New Roman"/>
+          <w:b/>
+          <w:color w:val="000000"/>
+          <w:sz w:val="24"/>
+        </w:rPr>
+        <w:t xml:space="preserve"> </w:t>
+      </w:r>
+      <w:r>
+        <w:rPr>
+          <w:rFonts w:ascii="Times New Roman" w:hAnsi="Times New Roman"/>
+          <w:b/>
+          <w:color w:val="000000"/>
+          <w:sz w:val="24"/>
+        </w:rPr>
+        <w:t>почує</w:t>
+      </w:r>
+      <w:r>
+        <w:rPr>
+          <w:rFonts w:ascii="Times New Roman" w:hAnsi="Times New Roman"/>
+          <w:b/>
+          <w:color w:val="000000"/>
+          <w:sz w:val="24"/>
+        </w:rPr>
+        <w:t xml:space="preserve"> </w:t>
+      </w:r>
+      <w:r>
+        <w:rPr>
+          <w:rFonts w:ascii="Times New Roman" w:hAnsi="Times New Roman"/>
+          <w:b/>
+          <w:color w:val="000000"/>
+          <w:sz w:val="24"/>
+        </w:rPr>
+        <w:t>мене,*</w:t>
+      </w:r>
+      <w:r>
+        <w:rPr>
+          <w:rFonts w:ascii="Times New Roman" w:hAnsi="Times New Roman"/>
+          <w:b/>
+          <w:color w:val="000000"/>
+          <w:sz w:val="24"/>
+        </w:rPr>
+        <w:t xml:space="preserve"> </w:t>
+      </w:r>
+      <w:r>
+        <w:rPr>
+          <w:rFonts w:ascii="Times New Roman" w:hAnsi="Times New Roman"/>
+          <w:b/>
+          <w:color w:val="000000"/>
+          <w:sz w:val="24"/>
+        </w:rPr>
+        <w:t>коли</w:t>
+      </w:r>
+      <w:r>
+        <w:rPr>
+          <w:rFonts w:ascii="Times New Roman" w:hAnsi="Times New Roman"/>
+          <w:b/>
+          <w:color w:val="000000"/>
+          <w:sz w:val="24"/>
+        </w:rPr>
+        <w:t xml:space="preserve"> </w:t>
+      </w:r>
+      <w:r>
+        <w:rPr>
+          <w:rFonts w:ascii="Times New Roman" w:hAnsi="Times New Roman"/>
+          <w:b/>
+          <w:color w:val="000000"/>
+          <w:sz w:val="24"/>
+        </w:rPr>
+        <w:t>я</w:t>
+      </w:r>
+      <w:r>
+        <w:rPr>
+          <w:rFonts w:ascii="Times New Roman" w:hAnsi="Times New Roman"/>
+          <w:b/>
+          <w:color w:val="000000"/>
+          <w:sz w:val="24"/>
+        </w:rPr>
+        <w:t xml:space="preserve"> </w:t>
+      </w:r>
+      <w:r>
+        <w:rPr>
+          <w:rFonts w:ascii="Times New Roman" w:hAnsi="Times New Roman"/>
+          <w:b/>
+          <w:color w:val="000000"/>
+          <w:sz w:val="24"/>
+        </w:rPr>
+        <w:t>візву</w:t>
+      </w:r>
+      <w:r>
+        <w:rPr>
+          <w:rFonts w:ascii="Times New Roman" w:hAnsi="Times New Roman"/>
+          <w:b/>
+          <w:color w:val="000000"/>
+          <w:sz w:val="24"/>
+        </w:rPr>
+        <w:t xml:space="preserve"> </w:t>
+      </w:r>
+      <w:r>
+        <w:rPr>
+          <w:rFonts w:ascii="Times New Roman" w:hAnsi="Times New Roman"/>
+          <w:b/>
+          <w:color w:val="000000"/>
+          <w:sz w:val="24"/>
+        </w:rPr>
+        <w:t>до</w:t>
+      </w:r>
+      <w:r>
+        <w:rPr>
+          <w:rFonts w:ascii="Times New Roman" w:hAnsi="Times New Roman"/>
+          <w:b/>
+          <w:color w:val="000000"/>
+          <w:sz w:val="24"/>
+        </w:rPr>
+        <w:t xml:space="preserve"> </w:t>
+      </w:r>
+      <w:r>
+        <w:rPr>
+          <w:rFonts w:ascii="Times New Roman" w:hAnsi="Times New Roman"/>
+          <w:b/>
+          <w:color w:val="000000"/>
+          <w:sz w:val="24"/>
+        </w:rPr>
+        <w:t>нього.</w:t>
+      </w:r>
+    </w:p>
+    <w:p>
+      <w:pPr>
+        <w:pStyle w:val="a"/>
+      </w:pPr>
+      <w:r>
+        <w:rPr>
+          <w:rFonts w:ascii="Times New Roman" w:hAnsi="Times New Roman"/>
+          <w:i/>
+          <w:color w:val="FF0000"/>
+          <w:sz w:val="24"/>
+        </w:rPr>
+        <w:t>Стих:</w:t>
+      </w:r>
+      <w:r>
+        <w:rPr>
+          <w:rFonts w:ascii="Times New Roman" w:hAnsi="Times New Roman"/>
+          <w:i/>
+          <w:color w:val="FF0000"/>
+          <w:sz w:val="24"/>
+        </w:rPr>
+        <w:t xml:space="preserve"> </w:t>
+      </w:r>
+      <w:r>
+        <w:rPr>
+          <w:rFonts w:ascii="Times New Roman" w:hAnsi="Times New Roman"/>
+          <w:color w:val="000000"/>
+          <w:sz w:val="24"/>
+          <w:u w:val="single"/>
+        </w:rPr>
+        <w:t>Вислухай</w:t>
+      </w:r>
+      <w:r>
+        <w:rPr>
+          <w:rFonts w:ascii="Times New Roman" w:hAnsi="Times New Roman"/>
+          <w:color w:val="000000"/>
+          <w:sz w:val="24"/>
+          <w:u w:val="single"/>
+        </w:rPr>
+        <w:t xml:space="preserve"> </w:t>
+      </w:r>
+      <w:r>
+        <w:rPr>
+          <w:rFonts w:ascii="Times New Roman" w:hAnsi="Times New Roman"/>
+          <w:color w:val="000000"/>
+          <w:sz w:val="24"/>
+          <w:u w:val="single"/>
+        </w:rPr>
+        <w:t>мене,</w:t>
+      </w:r>
+      <w:r>
+        <w:rPr>
+          <w:rFonts w:ascii="Times New Roman" w:hAnsi="Times New Roman"/>
+          <w:color w:val="000000"/>
+          <w:sz w:val="24"/>
+          <w:u w:val="single"/>
+        </w:rPr>
+        <w:t xml:space="preserve"> </w:t>
+      </w:r>
+      <w:r>
+        <w:rPr>
+          <w:rFonts w:ascii="Times New Roman" w:hAnsi="Times New Roman"/>
+          <w:color w:val="000000"/>
+          <w:sz w:val="24"/>
+          <w:u w:val="single"/>
+        </w:rPr>
+        <w:t>коли</w:t>
+      </w:r>
+      <w:r>
+        <w:rPr>
+          <w:rFonts w:ascii="Times New Roman" w:hAnsi="Times New Roman"/>
+          <w:color w:val="000000"/>
+          <w:sz w:val="24"/>
+          <w:u w:val="single"/>
+        </w:rPr>
+        <w:t xml:space="preserve"> </w:t>
+      </w:r>
+      <w:r>
+        <w:rPr>
+          <w:rFonts w:ascii="Times New Roman" w:hAnsi="Times New Roman"/>
+          <w:color w:val="000000"/>
+          <w:sz w:val="24"/>
+          <w:u w:val="single"/>
+        </w:rPr>
+        <w:t>буду</w:t>
+      </w:r>
+      <w:r>
+        <w:rPr>
+          <w:rFonts w:ascii="Times New Roman" w:hAnsi="Times New Roman"/>
+          <w:color w:val="000000"/>
+          <w:sz w:val="24"/>
+          <w:u w:val="single"/>
+        </w:rPr>
+        <w:t xml:space="preserve"> </w:t>
+      </w:r>
+      <w:r>
+        <w:rPr>
+          <w:rFonts w:ascii="Times New Roman" w:hAnsi="Times New Roman"/>
+          <w:color w:val="000000"/>
+          <w:sz w:val="24"/>
+          <w:u w:val="single"/>
+        </w:rPr>
+        <w:t>взивати,</w:t>
+      </w:r>
+      <w:r>
+        <w:rPr>
+          <w:rFonts w:ascii="Times New Roman" w:hAnsi="Times New Roman"/>
+          <w:color w:val="000000"/>
+          <w:sz w:val="24"/>
+          <w:u w:val="single"/>
+        </w:rPr>
+        <w:t xml:space="preserve"> </w:t>
+      </w:r>
+      <w:r>
+        <w:rPr>
+          <w:rFonts w:ascii="Times New Roman" w:hAnsi="Times New Roman"/>
+          <w:color w:val="000000"/>
+          <w:sz w:val="24"/>
+          <w:u w:val="single"/>
+        </w:rPr>
+        <w:t>мій</w:t>
+      </w:r>
+      <w:r>
+        <w:rPr>
+          <w:rFonts w:ascii="Times New Roman" w:hAnsi="Times New Roman"/>
+          <w:color w:val="000000"/>
+          <w:sz w:val="24"/>
+          <w:u w:val="single"/>
+        </w:rPr>
+        <w:t xml:space="preserve"> </w:t>
+      </w:r>
+      <w:r>
+        <w:rPr>
+          <w:rFonts w:ascii="Times New Roman" w:hAnsi="Times New Roman"/>
+          <w:color w:val="000000"/>
+          <w:sz w:val="24"/>
+          <w:u w:val="single"/>
+        </w:rPr>
+        <w:t>Боже</w:t>
+      </w:r>
+      <w:r>
+        <w:rPr>
+          <w:rFonts w:ascii="Times New Roman" w:hAnsi="Times New Roman"/>
+          <w:color w:val="000000"/>
+          <w:sz w:val="24"/>
+          <w:u w:val="single"/>
+        </w:rPr>
+        <w:t xml:space="preserve"> </w:t>
+      </w:r>
+      <w:r>
+        <w:rPr>
+          <w:rFonts w:ascii="Times New Roman" w:hAnsi="Times New Roman"/>
+          <w:color w:val="000000"/>
+          <w:sz w:val="24"/>
+          <w:u w:val="single"/>
+        </w:rPr>
+        <w:t>справедливий.</w:t>
+      </w:r>
+    </w:p>
+    <w:p/>
     <w:p>
       <w:pPr>
         <w:pStyle w:val="Heading3"/>
@@ -3912,111 +4214,220 @@
         <w:jc w:val="center"/>
         <w:rPr>
           <w:rFonts w:ascii="Times New Roman" w:cs="Times New Roman" w:eastAsia="Times New Roman" w:hAnsi="Times New Roman"/>
-          <w:i w:val="1"/>
-          <w:color w:val="ff0000"/>
-        </w:rPr>
-      </w:pPr>
-      <w:r>
-        <w:rPr>
-          <w:rFonts w:ascii="Times New Roman" w:cs="Times New Roman" w:eastAsia="Times New Roman" w:hAnsi="Times New Roman"/>
           <w:b w:val="1"/>
           <w:i w:val="1"/>
           <w:color w:val="ff0000"/>
-          <w:rtl w:val="0"/>
-        </w:rPr>
-        <w:t xml:space="preserve">Прокімен</w:t>
-      </w:r>
-      <w:r>
-        <w:rPr>
-          <w:rtl w:val="0"/>
-        </w:rPr>
-      </w:r>
-    </w:p>
-    <w:p>
-      <w:pPr>
-        <w:spacing w:after="120" w:lineRule="auto"/>
-        <w:jc w:val="center"/>
-        <w:rPr>
-          <w:rFonts w:ascii="Times New Roman" w:cs="Times New Roman" w:eastAsia="Times New Roman" w:hAnsi="Times New Roman"/>
-          <w:i w:val="1"/>
-          <w:color w:val="ff0000"/>
-          <w:sz w:val="24"/>
-          <w:szCs w:val="24"/>
-        </w:rPr>
-      </w:pPr>
-      <w:r>
-        <w:rPr>
-          <w:rFonts w:ascii="Times New Roman" w:cs="Times New Roman" w:eastAsia="Times New Roman" w:hAnsi="Times New Roman"/>
-          <w:i w:val="1"/>
-          <w:color w:val="ff0000"/>
-          <w:sz w:val="24"/>
-          <w:szCs w:val="24"/>
-          <w:rtl w:val="0"/>
-        </w:rPr>
-        <w:t xml:space="preserve">Псалом 4 (г. 4):</w:t>
-      </w:r>
-    </w:p>
-    <w:p>
-      <w:pPr>
-        <w:spacing w:after="120" w:lineRule="auto"/>
-        <w:jc w:val="both"/>
-        <w:rPr>
-          <w:rFonts w:ascii="Times New Roman" w:cs="Times New Roman" w:eastAsia="Times New Roman" w:hAnsi="Times New Roman"/>
-          <w:sz w:val="24"/>
-          <w:szCs w:val="24"/>
-        </w:rPr>
-      </w:pPr>
-      <w:r>
-        <w:rPr>
-          <w:rFonts w:ascii="Times New Roman" w:cs="Times New Roman" w:eastAsia="Times New Roman" w:hAnsi="Times New Roman"/>
-          <w:sz w:val="24"/>
-          <w:szCs w:val="24"/>
-          <w:rtl w:val="0"/>
-        </w:rPr>
-        <w:t xml:space="preserve">Господь почує мене,* коли я візву до нього.</w:t>
-      </w:r>
-    </w:p>
-    <w:p>
-      <w:pPr>
-        <w:spacing w:after="120" w:lineRule="auto"/>
-        <w:jc w:val="both"/>
-        <w:rPr>
-          <w:rFonts w:ascii="Times New Roman" w:cs="Times New Roman" w:eastAsia="Times New Roman" w:hAnsi="Times New Roman"/>
-          <w:sz w:val="24"/>
-          <w:szCs w:val="24"/>
-          <w:u w:val="single"/>
-        </w:rPr>
-      </w:pPr>
-      <w:r>
-        <w:rPr>
-          <w:rFonts w:ascii="Times New Roman" w:cs="Times New Roman" w:eastAsia="Times New Roman" w:hAnsi="Times New Roman"/>
-          <w:i w:val="1"/>
-          <w:color w:val="ff0000"/>
-          <w:sz w:val="24"/>
-          <w:szCs w:val="24"/>
-          <w:rtl w:val="0"/>
-        </w:rPr>
-        <w:t xml:space="preserve">Стих:</w:t>
-      </w:r>
-      <w:r>
-        <w:rPr>
-          <w:rFonts w:ascii="Times New Roman" w:cs="Times New Roman" w:eastAsia="Times New Roman" w:hAnsi="Times New Roman"/>
-          <w:i w:val="1"/>
-          <w:sz w:val="24"/>
-          <w:szCs w:val="24"/>
-          <w:rtl w:val="0"/>
-        </w:rPr>
-        <w:t xml:space="preserve"> </w:t>
-      </w:r>
-      <w:r>
-        <w:rPr>
-          <w:rFonts w:ascii="Times New Roman" w:cs="Times New Roman" w:eastAsia="Times New Roman" w:hAnsi="Times New Roman"/>
-          <w:sz w:val="24"/>
-          <w:szCs w:val="24"/>
-          <w:u w:val="single"/>
-          <w:rtl w:val="0"/>
-        </w:rPr>
-        <w:t xml:space="preserve">Вислухай мене, коли буду взивати, мій Боже справедливий.</w:t>
+        </w:rPr>
+      </w:pPr>
+      <w:r>
+        <w:rPr>
+          <w:rFonts w:ascii="Times New Roman" w:cs="Times New Roman" w:eastAsia="Times New Roman" w:hAnsi="Times New Roman"/>
+          <w:b w:val="1"/>
+          <w:i w:val="1"/>
+          <w:color w:val="ff0000"/>
+          <w:rtl w:val="0"/>
+        </w:rPr>
+        <w:t xml:space="preserve">Сподоби, Господи</w:t>
+      </w:r>
+    </w:p>
+    <w:p>
+      <w:pPr>
+        <w:spacing w:after="120" w:lineRule="auto"/>
+        <w:jc w:val="both"/>
+        <w:rPr>
+          <w:rFonts w:ascii="Times New Roman" w:cs="Times New Roman" w:eastAsia="Times New Roman" w:hAnsi="Times New Roman"/>
+          <w:sz w:val="24"/>
+          <w:szCs w:val="24"/>
+        </w:rPr>
+      </w:pPr>
+      <w:r>
+        <w:rPr>
+          <w:rFonts w:ascii="Times New Roman" w:cs="Times New Roman" w:eastAsia="Times New Roman" w:hAnsi="Times New Roman"/>
+          <w:sz w:val="24"/>
+          <w:szCs w:val="24"/>
+          <w:rtl w:val="0"/>
+        </w:rPr>
+        <w:t xml:space="preserve">Сподоби, Господи, цього вечора* без гріха зберегтися нам.</w:t>
+      </w:r>
+    </w:p>
+    <w:p>
+      <w:pPr>
+        <w:spacing w:after="120" w:lineRule="auto"/>
+        <w:jc w:val="both"/>
+        <w:rPr>
+          <w:rFonts w:ascii="Times New Roman" w:cs="Times New Roman" w:eastAsia="Times New Roman" w:hAnsi="Times New Roman"/>
+          <w:sz w:val="24"/>
+          <w:szCs w:val="24"/>
+        </w:rPr>
+      </w:pPr>
+      <w:r>
+        <w:rPr>
+          <w:rFonts w:ascii="Times New Roman" w:cs="Times New Roman" w:eastAsia="Times New Roman" w:hAnsi="Times New Roman"/>
+          <w:sz w:val="24"/>
+          <w:szCs w:val="24"/>
+          <w:rtl w:val="0"/>
+        </w:rPr>
+        <w:t xml:space="preserve">Благословенний ти, Господи, Боже отців наших,* і хвальне і прославлене ім'я твоє навіки. Амінь.</w:t>
+      </w:r>
+    </w:p>
+    <w:p>
+      <w:pPr>
+        <w:spacing w:after="120" w:lineRule="auto"/>
+        <w:jc w:val="both"/>
+        <w:rPr>
+          <w:rFonts w:ascii="Times New Roman" w:cs="Times New Roman" w:eastAsia="Times New Roman" w:hAnsi="Times New Roman"/>
+          <w:sz w:val="24"/>
+          <w:szCs w:val="24"/>
+        </w:rPr>
+      </w:pPr>
+      <w:r>
+        <w:rPr>
+          <w:rFonts w:ascii="Times New Roman" w:cs="Times New Roman" w:eastAsia="Times New Roman" w:hAnsi="Times New Roman"/>
+          <w:sz w:val="24"/>
+          <w:szCs w:val="24"/>
+          <w:rtl w:val="0"/>
+        </w:rPr>
+        <w:t xml:space="preserve">Нехай буде, Господи, милість твоя на нас,* бо ми надіємось на тебе.</w:t>
+      </w:r>
+    </w:p>
+    <w:p>
+      <w:pPr>
+        <w:spacing w:after="120" w:lineRule="auto"/>
+        <w:jc w:val="both"/>
+        <w:rPr>
+          <w:rFonts w:ascii="Times New Roman" w:cs="Times New Roman" w:eastAsia="Times New Roman" w:hAnsi="Times New Roman"/>
+          <w:sz w:val="24"/>
+          <w:szCs w:val="24"/>
+        </w:rPr>
+      </w:pPr>
+      <w:r>
+        <w:rPr>
+          <w:rFonts w:ascii="Times New Roman" w:cs="Times New Roman" w:eastAsia="Times New Roman" w:hAnsi="Times New Roman"/>
+          <w:sz w:val="24"/>
+          <w:szCs w:val="24"/>
+          <w:rtl w:val="0"/>
+        </w:rPr>
+        <w:t xml:space="preserve">Благословенний ти, Господи,* навчи мене установ твоїх.</w:t>
+      </w:r>
+    </w:p>
+    <w:p>
+      <w:pPr>
+        <w:spacing w:after="120" w:lineRule="auto"/>
+        <w:jc w:val="both"/>
+        <w:rPr>
+          <w:rFonts w:ascii="Times New Roman" w:cs="Times New Roman" w:eastAsia="Times New Roman" w:hAnsi="Times New Roman"/>
+          <w:sz w:val="24"/>
+          <w:szCs w:val="24"/>
+        </w:rPr>
+      </w:pPr>
+      <w:r>
+        <w:rPr>
+          <w:rFonts w:ascii="Times New Roman" w:cs="Times New Roman" w:eastAsia="Times New Roman" w:hAnsi="Times New Roman"/>
+          <w:sz w:val="24"/>
+          <w:szCs w:val="24"/>
+          <w:rtl w:val="0"/>
+        </w:rPr>
+        <w:t xml:space="preserve">Благословенний ти, Владико,* врозуми мене установами твоїми.</w:t>
+      </w:r>
+    </w:p>
+    <w:p>
+      <w:pPr>
+        <w:spacing w:after="120" w:lineRule="auto"/>
+        <w:jc w:val="both"/>
+        <w:rPr>
+          <w:rFonts w:ascii="Times New Roman" w:cs="Times New Roman" w:eastAsia="Times New Roman" w:hAnsi="Times New Roman"/>
+          <w:sz w:val="24"/>
+          <w:szCs w:val="24"/>
+        </w:rPr>
+      </w:pPr>
+      <w:r>
+        <w:rPr>
+          <w:rFonts w:ascii="Times New Roman" w:cs="Times New Roman" w:eastAsia="Times New Roman" w:hAnsi="Times New Roman"/>
+          <w:sz w:val="24"/>
+          <w:szCs w:val="24"/>
+          <w:rtl w:val="0"/>
+        </w:rPr>
+        <w:t xml:space="preserve">Благословенний ти, Святий,* просвіти мене установами твоїми.</w:t>
+      </w:r>
+    </w:p>
+    <w:p>
+      <w:pPr>
+        <w:spacing w:after="120" w:lineRule="auto"/>
+        <w:jc w:val="both"/>
+        <w:rPr>
+          <w:rFonts w:ascii="Times New Roman" w:cs="Times New Roman" w:eastAsia="Times New Roman" w:hAnsi="Times New Roman"/>
+          <w:sz w:val="24"/>
+          <w:szCs w:val="24"/>
+        </w:rPr>
+      </w:pPr>
+      <w:r>
+        <w:rPr>
+          <w:rFonts w:ascii="Times New Roman" w:cs="Times New Roman" w:eastAsia="Times New Roman" w:hAnsi="Times New Roman"/>
+          <w:sz w:val="24"/>
+          <w:szCs w:val="24"/>
+          <w:rtl w:val="0"/>
+        </w:rPr>
+        <w:t xml:space="preserve">Господи, милість твоя повіки,* не покидай діло рук твоїх.</w:t>
+      </w:r>
+    </w:p>
+    <w:p>
+      <w:pPr>
+        <w:spacing w:after="120" w:lineRule="auto"/>
+        <w:jc w:val="both"/>
+        <w:rPr>
+          <w:rFonts w:ascii="Times New Roman" w:cs="Times New Roman" w:eastAsia="Times New Roman" w:hAnsi="Times New Roman"/>
+          <w:sz w:val="24"/>
+          <w:szCs w:val="24"/>
+        </w:rPr>
+      </w:pPr>
+      <w:r>
+        <w:rPr>
+          <w:rFonts w:ascii="Times New Roman" w:cs="Times New Roman" w:eastAsia="Times New Roman" w:hAnsi="Times New Roman"/>
+          <w:sz w:val="24"/>
+          <w:szCs w:val="24"/>
+          <w:rtl w:val="0"/>
+        </w:rPr>
+        <w:t xml:space="preserve">Тобі належить хвала,* тобі належить пісня.</w:t>
+      </w:r>
+    </w:p>
+    <w:p>
+      <w:pPr>
+        <w:spacing w:after="120" w:lineRule="auto"/>
+        <w:jc w:val="both"/>
+        <w:rPr>
+          <w:rFonts w:ascii="Times New Roman" w:cs="Times New Roman" w:eastAsia="Times New Roman" w:hAnsi="Times New Roman"/>
+          <w:sz w:val="24"/>
+          <w:szCs w:val="24"/>
+        </w:rPr>
+      </w:pPr>
+      <w:r>
+        <w:rPr>
+          <w:rFonts w:ascii="Times New Roman" w:cs="Times New Roman" w:eastAsia="Times New Roman" w:hAnsi="Times New Roman"/>
+          <w:sz w:val="24"/>
+          <w:szCs w:val="24"/>
+          <w:rtl w:val="0"/>
+        </w:rPr>
+        <w:t xml:space="preserve">Тобі належить слава:* Отцю, і Сину, і Святому Духові:</w:t>
+      </w:r>
+    </w:p>
+    <w:p>
+      <w:pPr>
+        <w:spacing w:after="120" w:lineRule="auto"/>
+        <w:jc w:val="both"/>
+        <w:rPr>
+          <w:rFonts w:ascii="Times New Roman" w:cs="Times New Roman" w:eastAsia="Times New Roman" w:hAnsi="Times New Roman"/>
+          <w:sz w:val="24"/>
+          <w:szCs w:val="24"/>
+        </w:rPr>
+      </w:pPr>
+      <w:r>
+        <w:rPr>
+          <w:rFonts w:ascii="Times New Roman" w:cs="Times New Roman" w:eastAsia="Times New Roman" w:hAnsi="Times New Roman"/>
+          <w:sz w:val="24"/>
+          <w:szCs w:val="24"/>
+          <w:rtl w:val="0"/>
+        </w:rPr>
+        <w:t xml:space="preserve">Нині і повсякчас,* і на віки віків. Амінь.</w:t>
       </w:r>
     </w:p>
     <w:p>
@@ -4055,245 +4466,6 @@
           <w:color w:val="ff0000"/>
           <w:rtl w:val="0"/>
         </w:rPr>
-        <w:t xml:space="preserve">Сподоби, Господи</w:t>
-      </w:r>
-    </w:p>
-    <w:p>
-      <w:pPr>
-        <w:spacing w:after="120" w:lineRule="auto"/>
-        <w:jc w:val="both"/>
-        <w:rPr>
-          <w:rFonts w:ascii="Times New Roman" w:cs="Times New Roman" w:eastAsia="Times New Roman" w:hAnsi="Times New Roman"/>
-          <w:sz w:val="24"/>
-          <w:szCs w:val="24"/>
-        </w:rPr>
-      </w:pPr>
-      <w:r>
-        <w:rPr>
-          <w:rFonts w:ascii="Times New Roman" w:cs="Times New Roman" w:eastAsia="Times New Roman" w:hAnsi="Times New Roman"/>
-          <w:sz w:val="24"/>
-          <w:szCs w:val="24"/>
-          <w:rtl w:val="0"/>
-        </w:rPr>
-        <w:t xml:space="preserve">Сподоби, Господи, цього вечора* без гріха зберегтися нам.</w:t>
-      </w:r>
-    </w:p>
-    <w:p>
-      <w:pPr>
-        <w:spacing w:after="120" w:lineRule="auto"/>
-        <w:jc w:val="both"/>
-        <w:rPr>
-          <w:rFonts w:ascii="Times New Roman" w:cs="Times New Roman" w:eastAsia="Times New Roman" w:hAnsi="Times New Roman"/>
-          <w:sz w:val="24"/>
-          <w:szCs w:val="24"/>
-        </w:rPr>
-      </w:pPr>
-      <w:r>
-        <w:rPr>
-          <w:rFonts w:ascii="Times New Roman" w:cs="Times New Roman" w:eastAsia="Times New Roman" w:hAnsi="Times New Roman"/>
-          <w:sz w:val="24"/>
-          <w:szCs w:val="24"/>
-          <w:rtl w:val="0"/>
-        </w:rPr>
-        <w:t xml:space="preserve">Благословенний ти, Господи, Боже отців наших,* і хвальне і прославлене ім'я твоє навіки. Амінь.</w:t>
-      </w:r>
-    </w:p>
-    <w:p>
-      <w:pPr>
-        <w:spacing w:after="120" w:lineRule="auto"/>
-        <w:jc w:val="both"/>
-        <w:rPr>
-          <w:rFonts w:ascii="Times New Roman" w:cs="Times New Roman" w:eastAsia="Times New Roman" w:hAnsi="Times New Roman"/>
-          <w:sz w:val="24"/>
-          <w:szCs w:val="24"/>
-        </w:rPr>
-      </w:pPr>
-      <w:r>
-        <w:rPr>
-          <w:rFonts w:ascii="Times New Roman" w:cs="Times New Roman" w:eastAsia="Times New Roman" w:hAnsi="Times New Roman"/>
-          <w:sz w:val="24"/>
-          <w:szCs w:val="24"/>
-          <w:rtl w:val="0"/>
-        </w:rPr>
-        <w:t xml:space="preserve">Нехай буде, Господи, милість твоя на нас,* бо ми надіємось на тебе.</w:t>
-      </w:r>
-    </w:p>
-    <w:p>
-      <w:pPr>
-        <w:spacing w:after="120" w:lineRule="auto"/>
-        <w:jc w:val="both"/>
-        <w:rPr>
-          <w:rFonts w:ascii="Times New Roman" w:cs="Times New Roman" w:eastAsia="Times New Roman" w:hAnsi="Times New Roman"/>
-          <w:sz w:val="24"/>
-          <w:szCs w:val="24"/>
-        </w:rPr>
-      </w:pPr>
-      <w:r>
-        <w:rPr>
-          <w:rFonts w:ascii="Times New Roman" w:cs="Times New Roman" w:eastAsia="Times New Roman" w:hAnsi="Times New Roman"/>
-          <w:sz w:val="24"/>
-          <w:szCs w:val="24"/>
-          <w:rtl w:val="0"/>
-        </w:rPr>
-        <w:t xml:space="preserve">Благословенний ти, Господи,* навчи мене установ твоїх.</w:t>
-      </w:r>
-    </w:p>
-    <w:p>
-      <w:pPr>
-        <w:spacing w:after="120" w:lineRule="auto"/>
-        <w:jc w:val="both"/>
-        <w:rPr>
-          <w:rFonts w:ascii="Times New Roman" w:cs="Times New Roman" w:eastAsia="Times New Roman" w:hAnsi="Times New Roman"/>
-          <w:sz w:val="24"/>
-          <w:szCs w:val="24"/>
-        </w:rPr>
-      </w:pPr>
-      <w:r>
-        <w:rPr>
-          <w:rFonts w:ascii="Times New Roman" w:cs="Times New Roman" w:eastAsia="Times New Roman" w:hAnsi="Times New Roman"/>
-          <w:sz w:val="24"/>
-          <w:szCs w:val="24"/>
-          <w:rtl w:val="0"/>
-        </w:rPr>
-        <w:t xml:space="preserve">Благословенний ти, Владико,* врозуми мене установами твоїми.</w:t>
-      </w:r>
-    </w:p>
-    <w:p>
-      <w:pPr>
-        <w:spacing w:after="120" w:lineRule="auto"/>
-        <w:jc w:val="both"/>
-        <w:rPr>
-          <w:rFonts w:ascii="Times New Roman" w:cs="Times New Roman" w:eastAsia="Times New Roman" w:hAnsi="Times New Roman"/>
-          <w:sz w:val="24"/>
-          <w:szCs w:val="24"/>
-        </w:rPr>
-      </w:pPr>
-      <w:r>
-        <w:rPr>
-          <w:rFonts w:ascii="Times New Roman" w:cs="Times New Roman" w:eastAsia="Times New Roman" w:hAnsi="Times New Roman"/>
-          <w:sz w:val="24"/>
-          <w:szCs w:val="24"/>
-          <w:rtl w:val="0"/>
-        </w:rPr>
-        <w:t xml:space="preserve">Благословенний ти, Святий,* просвіти мене установами твоїми.</w:t>
-      </w:r>
-    </w:p>
-    <w:p>
-      <w:pPr>
-        <w:spacing w:after="120" w:lineRule="auto"/>
-        <w:jc w:val="both"/>
-        <w:rPr>
-          <w:rFonts w:ascii="Times New Roman" w:cs="Times New Roman" w:eastAsia="Times New Roman" w:hAnsi="Times New Roman"/>
-          <w:sz w:val="24"/>
-          <w:szCs w:val="24"/>
-        </w:rPr>
-      </w:pPr>
-      <w:r>
-        <w:rPr>
-          <w:rFonts w:ascii="Times New Roman" w:cs="Times New Roman" w:eastAsia="Times New Roman" w:hAnsi="Times New Roman"/>
-          <w:sz w:val="24"/>
-          <w:szCs w:val="24"/>
-          <w:rtl w:val="0"/>
-        </w:rPr>
-        <w:t xml:space="preserve">Господи, милість твоя повіки,* не покидай діло рук твоїх.</w:t>
-      </w:r>
-    </w:p>
-    <w:p>
-      <w:pPr>
-        <w:spacing w:after="120" w:lineRule="auto"/>
-        <w:jc w:val="both"/>
-        <w:rPr>
-          <w:rFonts w:ascii="Times New Roman" w:cs="Times New Roman" w:eastAsia="Times New Roman" w:hAnsi="Times New Roman"/>
-          <w:sz w:val="24"/>
-          <w:szCs w:val="24"/>
-        </w:rPr>
-      </w:pPr>
-      <w:r>
-        <w:rPr>
-          <w:rFonts w:ascii="Times New Roman" w:cs="Times New Roman" w:eastAsia="Times New Roman" w:hAnsi="Times New Roman"/>
-          <w:sz w:val="24"/>
-          <w:szCs w:val="24"/>
-          <w:rtl w:val="0"/>
-        </w:rPr>
-        <w:t xml:space="preserve">Тобі належить хвала,* тобі належить пісня.</w:t>
-      </w:r>
-    </w:p>
-    <w:p>
-      <w:pPr>
-        <w:spacing w:after="120" w:lineRule="auto"/>
-        <w:jc w:val="both"/>
-        <w:rPr>
-          <w:rFonts w:ascii="Times New Roman" w:cs="Times New Roman" w:eastAsia="Times New Roman" w:hAnsi="Times New Roman"/>
-          <w:sz w:val="24"/>
-          <w:szCs w:val="24"/>
-        </w:rPr>
-      </w:pPr>
-      <w:r>
-        <w:rPr>
-          <w:rFonts w:ascii="Times New Roman" w:cs="Times New Roman" w:eastAsia="Times New Roman" w:hAnsi="Times New Roman"/>
-          <w:sz w:val="24"/>
-          <w:szCs w:val="24"/>
-          <w:rtl w:val="0"/>
-        </w:rPr>
-        <w:t xml:space="preserve">Тобі належить слава:* Отцю, і Сину, і Святому Духові:</w:t>
-      </w:r>
-    </w:p>
-    <w:p>
-      <w:pPr>
-        <w:spacing w:after="120" w:lineRule="auto"/>
-        <w:jc w:val="both"/>
-        <w:rPr>
-          <w:rFonts w:ascii="Times New Roman" w:cs="Times New Roman" w:eastAsia="Times New Roman" w:hAnsi="Times New Roman"/>
-          <w:sz w:val="24"/>
-          <w:szCs w:val="24"/>
-        </w:rPr>
-      </w:pPr>
-      <w:r>
-        <w:rPr>
-          <w:rFonts w:ascii="Times New Roman" w:cs="Times New Roman" w:eastAsia="Times New Roman" w:hAnsi="Times New Roman"/>
-          <w:sz w:val="24"/>
-          <w:szCs w:val="24"/>
-          <w:rtl w:val="0"/>
-        </w:rPr>
-        <w:t xml:space="preserve">Нині і повсякчас,* і на віки віків. Амінь.</w:t>
-      </w:r>
-    </w:p>
-    <w:p>
-      <w:pPr>
-        <w:spacing w:after="120" w:lineRule="auto"/>
-        <w:jc w:val="both"/>
-        <w:rPr>
-          <w:rFonts w:ascii="Times New Roman" w:cs="Times New Roman" w:eastAsia="Times New Roman" w:hAnsi="Times New Roman"/>
-          <w:sz w:val="24"/>
-          <w:szCs w:val="24"/>
-        </w:rPr>
-      </w:pPr>
-      <w:r>
-        <w:rPr>
-          <w:rtl w:val="0"/>
-        </w:rPr>
-      </w:r>
-    </w:p>
-    <w:p>
-      <w:pPr>
-        <w:pStyle w:val="Heading3"/>
-        <w:spacing w:after="120" w:before="0" w:lineRule="auto"/>
-        <w:jc w:val="center"/>
-        <w:rPr>
-          <w:rFonts w:ascii="Times New Roman" w:cs="Times New Roman" w:eastAsia="Times New Roman" w:hAnsi="Times New Roman"/>
-          <w:b w:val="1"/>
-          <w:i w:val="1"/>
-          <w:color w:val="ff0000"/>
-        </w:rPr>
-      </w:pPr>
-      <w:r>
-        <w:rPr>
-          <w:rFonts w:ascii="Times New Roman" w:cs="Times New Roman" w:eastAsia="Times New Roman" w:hAnsi="Times New Roman"/>
-          <w:b w:val="1"/>
-          <w:i w:val="1"/>
-          <w:color w:val="ff0000"/>
-          <w:rtl w:val="0"/>
-        </w:rPr>
         <w:t xml:space="preserve">Прохальна єктенія</w:t>
       </w:r>
     </w:p>
@@ -4886,14 +5058,41 @@
       </w:pPr>
       <w:r>
         <w:rPr>
-          <w:rFonts w:ascii="Times New Roman" w:cs="Times New Roman" w:eastAsia="Times New Roman" w:hAnsi="Times New Roman"/>
-          <w:i w:val="1"/>
-          <w:color w:val="ff0000"/>
-          <w:sz w:val="24"/>
-          <w:szCs w:val="24"/>
-          <w:rtl w:val="0"/>
-        </w:rPr>
-        <w:t xml:space="preserve">Священик:</w:t>
+          <w:rFonts w:ascii="Times New Roman" w:hAnsi="Times New Roman"/>
+          <w:i/>
+          <w:color w:val="FF4400"/>
+          <w:sz w:val="24"/>
+        </w:rPr>
+        <w:t>Священик:</w:t>
+      </w:r>
+      <w:r>
+        <w:rPr>
+          <w:rFonts w:ascii="Times New Roman" w:hAnsi="Times New Roman"/>
+          <w:sz w:val="24"/>
+        </w:rPr>
+        <w:t xml:space="preserve"> Бо ти Бог милости, ласк і чоловіколюбности, і тобі славу віддаємо: Отцю, і Сину, і Святому Духові, нині і повсякчас, і на віки віків.</w:t>
+      </w:r>
+    </w:p>
+    <w:p>
+      <w:pPr>
+        <w:spacing w:after="120" w:lineRule="auto"/>
+        <w:jc w:val="both"/>
+        <w:rPr>
+          <w:rFonts w:ascii="Times New Roman" w:cs="Times New Roman" w:eastAsia="Times New Roman" w:hAnsi="Times New Roman"/>
+          <w:sz w:val="24"/>
+          <w:szCs w:val="24"/>
+        </w:rPr>
+      </w:pPr>
+      <w:r>
+        <w:rPr>
+          <w:rFonts w:ascii="Times New Roman" w:cs="Times New Roman" w:eastAsia="Times New Roman" w:hAnsi="Times New Roman"/>
+          <w:i w:val="1"/>
+          <w:color w:val="ff0000"/>
+          <w:sz w:val="24"/>
+          <w:szCs w:val="24"/>
+          <w:rtl w:val="0"/>
+        </w:rPr>
+        <w:t xml:space="preserve">Вірні:</w:t>
       </w:r>
       <w:r>
         <w:rPr>
@@ -4912,7 +5111,34 @@
           <w:szCs w:val="24"/>
           <w:rtl w:val="0"/>
         </w:rPr>
-        <w:t xml:space="preserve">Бо ти Бог милости, ласк і чоловіколюбности, і тобі славу віддаємо: Отцю, і Сину, і Святому Духові, нині і повсякчас, і на віки віків.</w:t>
+        <w:t xml:space="preserve">Амінь.</w:t>
+      </w:r>
+    </w:p>
+    <w:p>
+      <w:pPr>
+        <w:spacing w:after="120" w:lineRule="auto"/>
+        <w:jc w:val="both"/>
+        <w:rPr>
+          <w:rFonts w:ascii="Times New Roman" w:cs="Times New Roman" w:eastAsia="Times New Roman" w:hAnsi="Times New Roman"/>
+          <w:sz w:val="24"/>
+          <w:szCs w:val="24"/>
+        </w:rPr>
+      </w:pPr>
+      <w:r>
+        <w:rPr>
+          <w:rFonts w:ascii="Times New Roman" w:hAnsi="Times New Roman"/>
+          <w:i/>
+          <w:color w:val="FF4400"/>
+          <w:sz w:val="24"/>
+        </w:rPr>
+        <w:t>Священик:</w:t>
+      </w:r>
+      <w:r>
+        <w:rPr>
+          <w:rFonts w:ascii="Times New Roman" w:hAnsi="Times New Roman"/>
+          <w:sz w:val="24"/>
+        </w:rPr>
+        <w:t xml:space="preserve"> Мир всім.</w:t>
       </w:r>
     </w:p>
     <w:p>
@@ -4953,29 +5179,49 @@
           <w:szCs w:val="24"/>
           <w:rtl w:val="0"/>
         </w:rPr>
-        <w:t xml:space="preserve">Амінь.</w:t>
-      </w:r>
-    </w:p>
-    <w:p>
-      <w:pPr>
-        <w:spacing w:after="120" w:lineRule="auto"/>
-        <w:jc w:val="both"/>
-        <w:rPr>
-          <w:rFonts w:ascii="Times New Roman" w:cs="Times New Roman" w:eastAsia="Times New Roman" w:hAnsi="Times New Roman"/>
-          <w:sz w:val="24"/>
-          <w:szCs w:val="24"/>
-        </w:rPr>
-      </w:pPr>
-      <w:r>
-        <w:rPr>
-          <w:rFonts w:ascii="Times New Roman" w:cs="Times New Roman" w:eastAsia="Times New Roman" w:hAnsi="Times New Roman"/>
-          <w:i w:val="1"/>
-          <w:color w:val="ff0000"/>
-          <w:sz w:val="24"/>
-          <w:szCs w:val="24"/>
-          <w:rtl w:val="0"/>
-        </w:rPr>
-        <w:t xml:space="preserve">Священик:</w:t>
+        <w:t xml:space="preserve">І духові твоєму.</w:t>
+      </w:r>
+    </w:p>
+    <w:p>
+      <w:pPr>
+        <w:spacing w:after="120" w:lineRule="auto"/>
+        <w:jc w:val="both"/>
+        <w:rPr>
+          <w:rFonts w:ascii="Times New Roman" w:cs="Times New Roman" w:eastAsia="Times New Roman" w:hAnsi="Times New Roman"/>
+          <w:sz w:val="24"/>
+          <w:szCs w:val="24"/>
+        </w:rPr>
+      </w:pPr>
+      <w:r>
+        <w:rPr>
+          <w:rFonts w:ascii="Times New Roman" w:cs="Times New Roman" w:eastAsia="Times New Roman" w:hAnsi="Times New Roman"/>
+          <w:sz w:val="24"/>
+          <w:szCs w:val="24"/>
+          <w:rtl w:val="0"/>
+        </w:rPr>
+        <w:t xml:space="preserve">Голови ваші перед Господом схиліть.</w:t>
+      </w:r>
+    </w:p>
+    <w:p>
+      <w:pPr>
+        <w:spacing w:after="120" w:lineRule="auto"/>
+        <w:jc w:val="both"/>
+        <w:rPr>
+          <w:rFonts w:ascii="Times New Roman" w:cs="Times New Roman" w:eastAsia="Times New Roman" w:hAnsi="Times New Roman"/>
+          <w:sz w:val="24"/>
+          <w:szCs w:val="24"/>
+        </w:rPr>
+      </w:pPr>
+      <w:r>
+        <w:rPr>
+          <w:rFonts w:ascii="Times New Roman" w:cs="Times New Roman" w:eastAsia="Times New Roman" w:hAnsi="Times New Roman"/>
+          <w:i w:val="1"/>
+          <w:color w:val="ff0000"/>
+          <w:sz w:val="24"/>
+          <w:szCs w:val="24"/>
+          <w:rtl w:val="0"/>
+        </w:rPr>
+        <w:t xml:space="preserve">Вірні:</w:t>
       </w:r>
       <w:r>
         <w:rPr>
@@ -4994,108 +5240,6 @@
           <w:szCs w:val="24"/>
           <w:rtl w:val="0"/>
         </w:rPr>
-        <w:t xml:space="preserve">Мир всім.</w:t>
-      </w:r>
-    </w:p>
-    <w:p>
-      <w:pPr>
-        <w:spacing w:after="120" w:lineRule="auto"/>
-        <w:jc w:val="both"/>
-        <w:rPr>
-          <w:rFonts w:ascii="Times New Roman" w:cs="Times New Roman" w:eastAsia="Times New Roman" w:hAnsi="Times New Roman"/>
-          <w:sz w:val="24"/>
-          <w:szCs w:val="24"/>
-        </w:rPr>
-      </w:pPr>
-      <w:r>
-        <w:rPr>
-          <w:rFonts w:ascii="Times New Roman" w:cs="Times New Roman" w:eastAsia="Times New Roman" w:hAnsi="Times New Roman"/>
-          <w:i w:val="1"/>
-          <w:color w:val="ff0000"/>
-          <w:sz w:val="24"/>
-          <w:szCs w:val="24"/>
-          <w:rtl w:val="0"/>
-        </w:rPr>
-        <w:t xml:space="preserve">Вірні:</w:t>
-      </w:r>
-      <w:r>
-        <w:rPr>
-          <w:rFonts w:ascii="Times New Roman" w:cs="Times New Roman" w:eastAsia="Times New Roman" w:hAnsi="Times New Roman"/>
-          <w:color w:val="ff0000"/>
-          <w:sz w:val="24"/>
-          <w:szCs w:val="24"/>
-          <w:rtl w:val="0"/>
-        </w:rPr>
-        <w:t xml:space="preserve"> </w:t>
-      </w:r>
-      <w:r>
-        <w:rPr>
-          <w:rFonts w:ascii="Times New Roman" w:cs="Times New Roman" w:eastAsia="Times New Roman" w:hAnsi="Times New Roman"/>
-          <w:sz w:val="24"/>
-          <w:szCs w:val="24"/>
-          <w:rtl w:val="0"/>
-        </w:rPr>
-        <w:t xml:space="preserve">І духові твоєму.</w:t>
-      </w:r>
-    </w:p>
-    <w:p>
-      <w:pPr>
-        <w:spacing w:after="120" w:lineRule="auto"/>
-        <w:jc w:val="both"/>
-        <w:rPr>
-          <w:rFonts w:ascii="Times New Roman" w:cs="Times New Roman" w:eastAsia="Times New Roman" w:hAnsi="Times New Roman"/>
-          <w:sz w:val="24"/>
-          <w:szCs w:val="24"/>
-        </w:rPr>
-      </w:pPr>
-      <w:r>
-        <w:rPr>
-          <w:rFonts w:ascii="Times New Roman" w:cs="Times New Roman" w:eastAsia="Times New Roman" w:hAnsi="Times New Roman"/>
-          <w:sz w:val="24"/>
-          <w:szCs w:val="24"/>
-          <w:rtl w:val="0"/>
-        </w:rPr>
-        <w:t xml:space="preserve">Голови ваші перед Господом схиліть.</w:t>
-      </w:r>
-    </w:p>
-    <w:p>
-      <w:pPr>
-        <w:spacing w:after="120" w:lineRule="auto"/>
-        <w:jc w:val="both"/>
-        <w:rPr>
-          <w:rFonts w:ascii="Times New Roman" w:cs="Times New Roman" w:eastAsia="Times New Roman" w:hAnsi="Times New Roman"/>
-          <w:sz w:val="24"/>
-          <w:szCs w:val="24"/>
-        </w:rPr>
-      </w:pPr>
-      <w:r>
-        <w:rPr>
-          <w:rFonts w:ascii="Times New Roman" w:cs="Times New Roman" w:eastAsia="Times New Roman" w:hAnsi="Times New Roman"/>
-          <w:i w:val="1"/>
-          <w:color w:val="ff0000"/>
-          <w:sz w:val="24"/>
-          <w:szCs w:val="24"/>
-          <w:rtl w:val="0"/>
-        </w:rPr>
-        <w:t xml:space="preserve">Вірні:</w:t>
-      </w:r>
-      <w:r>
-        <w:rPr>
-          <w:rFonts w:ascii="Times New Roman" w:cs="Times New Roman" w:eastAsia="Times New Roman" w:hAnsi="Times New Roman"/>
-          <w:color w:val="ff0000"/>
-          <w:sz w:val="24"/>
-          <w:szCs w:val="24"/>
-          <w:rtl w:val="0"/>
-        </w:rPr>
-        <w:t xml:space="preserve"> </w:t>
-      </w:r>
-      <w:r>
-        <w:rPr>
-          <w:rFonts w:ascii="Times New Roman" w:cs="Times New Roman" w:eastAsia="Times New Roman" w:hAnsi="Times New Roman"/>
-          <w:sz w:val="24"/>
-          <w:szCs w:val="24"/>
-          <w:rtl w:val="0"/>
-        </w:rPr>
         <w:t xml:space="preserve">Тобі, Господи.</w:t>
       </w:r>
     </w:p>
@@ -5142,33 +5286,19 @@
       </w:pPr>
       <w:r>
         <w:rPr>
-          <w:rFonts w:ascii="Times New Roman" w:cs="Times New Roman" w:eastAsia="Times New Roman" w:hAnsi="Times New Roman"/>
-          <w:i w:val="1"/>
-          <w:color w:val="ff0000"/>
-          <w:sz w:val="24"/>
-          <w:szCs w:val="24"/>
-          <w:rtl w:val="0"/>
-        </w:rPr>
-        <w:t xml:space="preserve">Священик:</w:t>
-      </w:r>
-      <w:r>
-        <w:rPr>
-          <w:rFonts w:ascii="Times New Roman" w:cs="Times New Roman" w:eastAsia="Times New Roman" w:hAnsi="Times New Roman"/>
-          <w:color w:val="ff0000"/>
-          <w:sz w:val="24"/>
-          <w:szCs w:val="24"/>
-          <w:rtl w:val="0"/>
-        </w:rPr>
-        <w:t xml:space="preserve"> </w:t>
-      </w:r>
-      <w:r>
-        <w:rPr>
-          <w:rFonts w:ascii="Times New Roman" w:cs="Times New Roman" w:eastAsia="Times New Roman" w:hAnsi="Times New Roman"/>
-          <w:sz w:val="24"/>
-          <w:szCs w:val="24"/>
-          <w:rtl w:val="0"/>
-        </w:rPr>
-        <w:t xml:space="preserve">Нехай буде влада царства твого благословенна і дуже прославлена: Отця, і Сина, і Святого Духа, нині і повсякчас, і на віки віків.</w:t>
+          <w:rFonts w:ascii="Times New Roman" w:hAnsi="Times New Roman"/>
+          <w:i/>
+          <w:color w:val="FF4400"/>
+          <w:sz w:val="24"/>
+        </w:rPr>
+        <w:t>Священик:</w:t>
+      </w:r>
+      <w:r>
+        <w:rPr>
+          <w:rFonts w:ascii="Times New Roman" w:hAnsi="Times New Roman"/>
+          <w:sz w:val="24"/>
+        </w:rPr>
+        <w:t xml:space="preserve"> Нехай буде влада царства твого благословенна і дуже прославлена: Отця, і Сина, і Святого Духа, нині і повсякчас, і на віки віків.</w:t>
       </w:r>
     </w:p>
     <w:p>
@@ -5776,21 +5906,17 @@
       </w:pPr>
       <w:r>
         <w:rPr>
-          <w:rFonts w:ascii="Times New Roman" w:cs="Times New Roman" w:eastAsia="Times New Roman" w:hAnsi="Times New Roman"/>
-          <w:i w:val="1"/>
-          <w:color w:val="ff0000"/>
-          <w:sz w:val="24"/>
-          <w:szCs w:val="24"/>
-          <w:rtl w:val="0"/>
-        </w:rPr>
-        <w:t xml:space="preserve">Священик:</w:t>
-      </w:r>
-      <w:r>
-        <w:rPr>
-          <w:rFonts w:ascii="Times New Roman" w:cs="Times New Roman" w:eastAsia="Times New Roman" w:hAnsi="Times New Roman"/>
-          <w:sz w:val="24"/>
-          <w:szCs w:val="24"/>
-          <w:rtl w:val="0"/>
+          <w:rFonts w:ascii="Times New Roman" w:hAnsi="Times New Roman"/>
+          <w:i/>
+          <w:color w:val="FF4400"/>
+          <w:sz w:val="24"/>
+        </w:rPr>
+        <w:t>Священик:</w:t>
+      </w:r>
+      <w:r>
+        <w:rPr>
+          <w:rFonts w:ascii="Times New Roman" w:hAnsi="Times New Roman"/>
+          <w:sz w:val="24"/>
         </w:rPr>
         <w:t xml:space="preserve"> Бо твоє є царство, і сила, і слава, Отця, і Сина, і Святого Духа, нині і повсякчас, і на віки віків.</w:t>
       </w:r>
@@ -6457,21 +6583,17 @@
       </w:pPr>
       <w:r>
         <w:rPr>
-          <w:rFonts w:ascii="Times New Roman" w:cs="Times New Roman" w:eastAsia="Times New Roman" w:hAnsi="Times New Roman"/>
-          <w:i w:val="1"/>
-          <w:color w:val="ff0000"/>
-          <w:sz w:val="24"/>
-          <w:szCs w:val="24"/>
-          <w:rtl w:val="0"/>
-        </w:rPr>
-        <w:t xml:space="preserve">Священик:</w:t>
-      </w:r>
-      <w:r>
-        <w:rPr>
-          <w:rFonts w:ascii="Times New Roman" w:cs="Times New Roman" w:eastAsia="Times New Roman" w:hAnsi="Times New Roman"/>
-          <w:sz w:val="24"/>
-          <w:szCs w:val="24"/>
-          <w:rtl w:val="0"/>
+          <w:rFonts w:ascii="Times New Roman" w:hAnsi="Times New Roman"/>
+          <w:i/>
+          <w:color w:val="FF4400"/>
+          <w:sz w:val="24"/>
+        </w:rPr>
+        <w:t>Священик:</w:t>
+      </w:r>
+      <w:r>
+        <w:rPr>
+          <w:rFonts w:ascii="Times New Roman" w:hAnsi="Times New Roman"/>
+          <w:sz w:val="24"/>
         </w:rPr>
         <w:t xml:space="preserve"> Бо милостивий і чоловіколюбець Бог єси, і тобі славу возсилаємо: Отцю, і Сину, і Святому Духові, нині і повсякчас, і на віки віків.</w:t>
       </w:r>
@@ -6613,14 +6735,41 @@
       </w:pPr>
       <w:r>
         <w:rPr>
-          <w:rFonts w:ascii="Times New Roman" w:cs="Times New Roman" w:eastAsia="Times New Roman" w:hAnsi="Times New Roman"/>
-          <w:i w:val="1"/>
-          <w:color w:val="ff0000"/>
-          <w:sz w:val="24"/>
-          <w:szCs w:val="24"/>
-          <w:rtl w:val="0"/>
-        </w:rPr>
-        <w:t xml:space="preserve">Священик:</w:t>
+          <w:rFonts w:ascii="Times New Roman" w:hAnsi="Times New Roman"/>
+          <w:i/>
+          <w:color w:val="FF4400"/>
+          <w:sz w:val="24"/>
+        </w:rPr>
+        <w:t>Священик:</w:t>
+      </w:r>
+      <w:r>
+        <w:rPr>
+          <w:rFonts w:ascii="Times New Roman" w:hAnsi="Times New Roman"/>
+          <w:sz w:val="24"/>
+        </w:rPr>
+        <w:t xml:space="preserve"> Слава тобі, Христе Боже, надіє наша, слава тобі!</w:t>
+      </w:r>
+    </w:p>
+    <w:p>
+      <w:pPr>
+        <w:spacing w:after="120" w:lineRule="auto"/>
+        <w:jc w:val="both"/>
+        <w:rPr>
+          <w:rFonts w:ascii="Times New Roman" w:cs="Times New Roman" w:eastAsia="Times New Roman" w:hAnsi="Times New Roman"/>
+          <w:sz w:val="24"/>
+          <w:szCs w:val="24"/>
+        </w:rPr>
+      </w:pPr>
+      <w:r>
+        <w:rPr>
+          <w:rFonts w:ascii="Times New Roman" w:cs="Times New Roman" w:eastAsia="Times New Roman" w:hAnsi="Times New Roman"/>
+          <w:i w:val="1"/>
+          <w:color w:val="ff0000"/>
+          <w:sz w:val="24"/>
+          <w:szCs w:val="24"/>
+          <w:rtl w:val="0"/>
+        </w:rPr>
+        <w:t xml:space="preserve">Вірні:</w:t>
       </w:r>
       <w:r>
         <w:rPr>
@@ -6639,47 +6788,6 @@
           <w:szCs w:val="24"/>
           <w:rtl w:val="0"/>
         </w:rPr>
-        <w:t xml:space="preserve">Слава тобі, Христе Боже, надіє наша, слава тобі!</w:t>
-      </w:r>
-    </w:p>
-    <w:p>
-      <w:pPr>
-        <w:spacing w:after="120" w:lineRule="auto"/>
-        <w:jc w:val="both"/>
-        <w:rPr>
-          <w:rFonts w:ascii="Times New Roman" w:cs="Times New Roman" w:eastAsia="Times New Roman" w:hAnsi="Times New Roman"/>
-          <w:sz w:val="24"/>
-          <w:szCs w:val="24"/>
-        </w:rPr>
-      </w:pPr>
-      <w:r>
-        <w:rPr>
-          <w:rFonts w:ascii="Times New Roman" w:cs="Times New Roman" w:eastAsia="Times New Roman" w:hAnsi="Times New Roman"/>
-          <w:i w:val="1"/>
-          <w:color w:val="ff0000"/>
-          <w:sz w:val="24"/>
-          <w:szCs w:val="24"/>
-          <w:rtl w:val="0"/>
-        </w:rPr>
-        <w:t xml:space="preserve">Вірні:</w:t>
-      </w:r>
-      <w:r>
-        <w:rPr>
-          <w:rFonts w:ascii="Times New Roman" w:cs="Times New Roman" w:eastAsia="Times New Roman" w:hAnsi="Times New Roman"/>
-          <w:color w:val="ff0000"/>
-          <w:sz w:val="24"/>
-          <w:szCs w:val="24"/>
-          <w:rtl w:val="0"/>
-        </w:rPr>
-        <w:t xml:space="preserve"> </w:t>
-      </w:r>
-      <w:r>
-        <w:rPr>
-          <w:rFonts w:ascii="Times New Roman" w:cs="Times New Roman" w:eastAsia="Times New Roman" w:hAnsi="Times New Roman"/>
-          <w:sz w:val="24"/>
-          <w:szCs w:val="24"/>
-          <w:rtl w:val="0"/>
-        </w:rPr>
         <w:t xml:space="preserve">Слава Отцю і Сину, і Святому Духові, і нині і повсякчас, і на віки віків. Амінь. Господи, помилуй </w:t>
       </w:r>
       <w:r>
@@ -6714,73 +6822,37 @@
       </w:r>
     </w:p>
     <w:p>
-      <w:pPr>
-        <w:spacing w:after="120" w:lineRule="auto"/>
-        <w:jc w:val="both"/>
-        <w:rPr>
-          <w:rFonts w:ascii="Times New Roman" w:cs="Times New Roman" w:eastAsia="Times New Roman" w:hAnsi="Times New Roman"/>
-          <w:sz w:val="24"/>
-          <w:szCs w:val="24"/>
-        </w:rPr>
-      </w:pPr>
-      <w:r>
-        <w:rPr>
-          <w:rFonts w:ascii="Times New Roman" w:cs="Times New Roman" w:eastAsia="Times New Roman" w:hAnsi="Times New Roman"/>
-          <w:i w:val="1"/>
-          <w:color w:val="ff0000"/>
-          <w:sz w:val="24"/>
-          <w:szCs w:val="24"/>
-          <w:rtl w:val="0"/>
-        </w:rPr>
-        <w:t xml:space="preserve">Священик:</w:t>
-      </w:r>
-      <w:r>
-        <w:rPr>
-          <w:rFonts w:ascii="Times New Roman" w:cs="Times New Roman" w:eastAsia="Times New Roman" w:hAnsi="Times New Roman"/>
-          <w:sz w:val="24"/>
-          <w:szCs w:val="24"/>
-          <w:rtl w:val="0"/>
-        </w:rPr>
-        <w:t xml:space="preserve"> Христос, істинний Бог наш, що зволив спочити в обіймах праведного Симеона спасіння нашого ради, молитвами пречистої своєї Матері, святих славних і всехвальних апостолів, преподобних і богоносних отців наших, і </w:t>
-      </w:r>
-      <w:r>
-        <w:rPr>
-          <w:rFonts w:ascii="Times New Roman" w:cs="Times New Roman" w:eastAsia="Times New Roman" w:hAnsi="Times New Roman"/>
-          <w:color w:val="000000"/>
-          <w:sz w:val="24"/>
-          <w:szCs w:val="24"/>
-          <w:rtl w:val="0"/>
-        </w:rPr>
-        <w:t xml:space="preserve">святого великомученика Теодора Стратилата,</w:t>
-      </w:r>
-      <w:r>
-        <w:rPr>
-          <w:rFonts w:ascii="Times New Roman" w:cs="Times New Roman" w:eastAsia="Times New Roman" w:hAnsi="Times New Roman"/>
-          <w:sz w:val="24"/>
-          <w:szCs w:val="24"/>
-          <w:rtl w:val="0"/>
-        </w:rPr>
-        <w:t xml:space="preserve"> і святого </w:t>
-      </w:r>
-      <w:r>
-        <w:rPr>
-          <w:rFonts w:ascii="Times New Roman" w:cs="Times New Roman" w:eastAsia="Times New Roman" w:hAnsi="Times New Roman"/>
-          <w:i w:val="1"/>
-          <w:color w:val="ff0000"/>
-          <w:sz w:val="24"/>
-          <w:szCs w:val="24"/>
-          <w:rtl w:val="0"/>
-        </w:rPr>
-        <w:t xml:space="preserve">(ім'я, якого є храм)</w:t>
-      </w:r>
-      <w:r>
-        <w:rPr>
-          <w:rFonts w:ascii="Times New Roman" w:cs="Times New Roman" w:eastAsia="Times New Roman" w:hAnsi="Times New Roman"/>
-          <w:sz w:val="24"/>
-          <w:szCs w:val="24"/>
-          <w:rtl w:val="0"/>
-        </w:rPr>
-        <w:t xml:space="preserve">, і всіх святих, помилує і спасе нас, як благий і чоловіколюбець.</w:t>
+      <w:r>
+        <w:rPr>
+          <w:rFonts w:ascii="Times New Roman" w:hAnsi="Times New Roman"/>
+          <w:i/>
+          <w:color w:val="FF4400"/>
+          <w:sz w:val="24"/>
+        </w:rPr>
+        <w:t>Священик:</w:t>
+      </w:r>
+      <w:r>
+        <w:rPr>
+          <w:rFonts w:ascii="Times New Roman" w:hAnsi="Times New Roman"/>
+          <w:sz w:val="24"/>
+        </w:rPr>
+        <w:t xml:space="preserve"> Христос, істинний Бог наш, що зволив спочити в обіймах праведного Симеона спасіння нашого ради, молитвами пречистої своєї Матері, чесного і славного пророка, предтечі і христителя Йоана, святих, славних і всехвальних апостолів, святого, </w:t>
+      </w:r>
+      <w:r>
+        <w:rPr>
+          <w:rFonts w:ascii="Times New Roman" w:hAnsi="Times New Roman"/>
+          <w:i/>
+          <w:color w:val="FF4400"/>
+          <w:sz w:val="24"/>
+        </w:rPr>
+        <w:t>якого є храм</w:t>
+      </w:r>
+      <w:r>
+        <w:rPr>
+          <w:rFonts w:ascii="Times New Roman" w:hAnsi="Times New Roman"/>
+          <w:sz w:val="24"/>
+        </w:rPr>
+        <w:t>, преподобного отця нашого Вукола, єпископа Смирнського, святого священномученика Сілвана, єпископа Ємеського, і тих, що з ним, і всіх святих, помилує і спасе нас, як благий і чоловіколюбець.</w:t>
       </w:r>
     </w:p>
     <w:p>
@@ -6995,33 +7067,19 @@
       </w:pPr>
       <w:r>
         <w:rPr>
-          <w:rFonts w:ascii="Times New Roman" w:cs="Times New Roman" w:eastAsia="Times New Roman" w:hAnsi="Times New Roman"/>
-          <w:i w:val="1"/>
-          <w:color w:val="ff0000"/>
-          <w:sz w:val="24"/>
-          <w:szCs w:val="24"/>
-          <w:rtl w:val="0"/>
-        </w:rPr>
-        <w:t xml:space="preserve">Священик</w:t>
-      </w:r>
-      <w:r>
-        <w:rPr>
-          <w:rFonts w:ascii="Times New Roman" w:cs="Times New Roman" w:eastAsia="Times New Roman" w:hAnsi="Times New Roman"/>
-          <w:color w:val="ff0000"/>
-          <w:sz w:val="24"/>
-          <w:szCs w:val="24"/>
-          <w:rtl w:val="0"/>
-        </w:rPr>
-        <w:t xml:space="preserve">: </w:t>
-      </w:r>
-      <w:r>
-        <w:rPr>
-          <w:rFonts w:ascii="Times New Roman" w:cs="Times New Roman" w:eastAsia="Times New Roman" w:hAnsi="Times New Roman"/>
-          <w:sz w:val="24"/>
-          <w:szCs w:val="24"/>
-          <w:rtl w:val="0"/>
-        </w:rPr>
-        <w:t xml:space="preserve">Слава святій, одноістотній, животворящій і нероздільній Тройці, завжди, нині і повсякчас, і на віки віків.</w:t>
+          <w:rFonts w:ascii="Times New Roman" w:hAnsi="Times New Roman"/>
+          <w:i/>
+          <w:color w:val="FF4400"/>
+          <w:sz w:val="24"/>
+        </w:rPr>
+        <w:t>Священик:</w:t>
+      </w:r>
+      <w:r>
+        <w:rPr>
+          <w:rFonts w:ascii="Times New Roman" w:hAnsi="Times New Roman"/>
+          <w:sz w:val="24"/>
+        </w:rPr>
+        <w:t xml:space="preserve"> Слава святій, одноістотній, животворящій і нероздільній Тройці, завжди, нині і повсякчас, і на віки віків.</w:t>
       </w:r>
     </w:p>
     <w:p>
@@ -10783,21 +10841,17 @@
       </w:pPr>
       <w:r>
         <w:rPr>
-          <w:rFonts w:ascii="Times New Roman" w:cs="Times New Roman" w:eastAsia="Times New Roman" w:hAnsi="Times New Roman"/>
-          <w:i w:val="1"/>
-          <w:color w:val="ff0000"/>
-          <w:sz w:val="24"/>
-          <w:szCs w:val="24"/>
-          <w:rtl w:val="0"/>
-        </w:rPr>
-        <w:t xml:space="preserve">Священик:</w:t>
-      </w:r>
-      <w:r>
-        <w:rPr>
-          <w:rFonts w:ascii="Times New Roman" w:cs="Times New Roman" w:eastAsia="Times New Roman" w:hAnsi="Times New Roman"/>
-          <w:sz w:val="24"/>
-          <w:szCs w:val="24"/>
-          <w:rtl w:val="0"/>
+          <w:rFonts w:ascii="Times New Roman" w:hAnsi="Times New Roman"/>
+          <w:i/>
+          <w:color w:val="FF4400"/>
+          <w:sz w:val="24"/>
+        </w:rPr>
+        <w:t>Священик:</w:t>
+      </w:r>
+      <w:r>
+        <w:rPr>
+          <w:rFonts w:ascii="Times New Roman" w:hAnsi="Times New Roman"/>
+          <w:sz w:val="24"/>
         </w:rPr>
         <w:t xml:space="preserve"> Бо тобі належить усяка слава, честь і поклоніння, Отцю, і Сину, і Святому Духові, нині і повсякчас, і на віки віків.</w:t>
       </w:r>
@@ -11646,33 +11700,19 @@
       </w:pPr>
       <w:r>
         <w:rPr>
-          <w:rFonts w:ascii="Times New Roman" w:cs="Times New Roman" w:eastAsia="Times New Roman" w:hAnsi="Times New Roman"/>
-          <w:i w:val="1"/>
-          <w:color w:val="ff0000"/>
-          <w:sz w:val="24"/>
-          <w:szCs w:val="24"/>
-          <w:rtl w:val="0"/>
-        </w:rPr>
-        <w:t xml:space="preserve">Священик: </w:t>
-      </w:r>
-      <w:r>
-        <w:rPr>
-          <w:rFonts w:ascii="Times New Roman" w:cs="Times New Roman" w:eastAsia="Times New Roman" w:hAnsi="Times New Roman"/>
-          <w:color w:val="000000"/>
-          <w:sz w:val="24"/>
-          <w:szCs w:val="24"/>
-          <w:rtl w:val="0"/>
-        </w:rPr>
-        <w:t xml:space="preserve">Бо Твоя влада і Твоє єсть царство і сила, і слава Отця, і Сина, і Святого Духа</w:t>
-      </w:r>
-      <w:r>
-        <w:rPr>
-          <w:rFonts w:ascii="Times New Roman" w:cs="Times New Roman" w:eastAsia="Times New Roman" w:hAnsi="Times New Roman"/>
-          <w:sz w:val="24"/>
-          <w:szCs w:val="24"/>
-          <w:rtl w:val="0"/>
-        </w:rPr>
-        <w:t xml:space="preserve">, нині і повсякчас, і на віки віків.</w:t>
+          <w:rFonts w:ascii="Times New Roman" w:hAnsi="Times New Roman"/>
+          <w:i/>
+          <w:color w:val="FF4400"/>
+          <w:sz w:val="24"/>
+        </w:rPr>
+        <w:t>Священик:</w:t>
+      </w:r>
+      <w:r>
+        <w:rPr>
+          <w:rFonts w:ascii="Times New Roman" w:hAnsi="Times New Roman"/>
+          <w:sz w:val="24"/>
+        </w:rPr>
+        <w:t xml:space="preserve"> Бо Твоя влада і Твоє єсть царство і сила, і слава Отця, і Сина, і Святого Духа, нині і повсякчас, і на віки віків.</w:t>
       </w:r>
     </w:p>
     <w:p>
@@ -12136,33 +12176,19 @@
       </w:pPr>
       <w:r>
         <w:rPr>
-          <w:rFonts w:ascii="Times New Roman" w:cs="Times New Roman" w:eastAsia="Times New Roman" w:hAnsi="Times New Roman"/>
-          <w:i w:val="1"/>
-          <w:color w:val="ff0000"/>
-          <w:sz w:val="24"/>
-          <w:szCs w:val="24"/>
-          <w:rtl w:val="0"/>
-        </w:rPr>
-        <w:t xml:space="preserve">Священик: </w:t>
-      </w:r>
-      <w:r>
-        <w:rPr>
-          <w:rFonts w:ascii="Times New Roman" w:cs="Times New Roman" w:eastAsia="Times New Roman" w:hAnsi="Times New Roman"/>
-          <w:color w:val="000000"/>
-          <w:sz w:val="24"/>
-          <w:szCs w:val="24"/>
-          <w:rtl w:val="0"/>
-        </w:rPr>
-        <w:t xml:space="preserve">Бо Ти благий і Чоловіколюбець Бог єси і Тобі славу возсилаємо Отцю, і Сину, і Святому Духові</w:t>
-      </w:r>
-      <w:r>
-        <w:rPr>
-          <w:rFonts w:ascii="Times New Roman" w:cs="Times New Roman" w:eastAsia="Times New Roman" w:hAnsi="Times New Roman"/>
-          <w:sz w:val="24"/>
-          <w:szCs w:val="24"/>
-          <w:rtl w:val="0"/>
-        </w:rPr>
-        <w:t xml:space="preserve">, нині і повсякчас, і на віки віків.</w:t>
+          <w:rFonts w:ascii="Times New Roman" w:hAnsi="Times New Roman"/>
+          <w:i/>
+          <w:color w:val="FF4400"/>
+          <w:sz w:val="24"/>
+        </w:rPr>
+        <w:t>Священик:</w:t>
+      </w:r>
+      <w:r>
+        <w:rPr>
+          <w:rFonts w:ascii="Times New Roman" w:hAnsi="Times New Roman"/>
+          <w:sz w:val="24"/>
+        </w:rPr>
+        <w:t xml:space="preserve"> Бо Ти благий і Чоловіколюбець Бог єси і Тобі славу возсилаємо Отцю, і Сину, і Святому Духові, нині і повсякчас, і на віки віків.</w:t>
       </w:r>
     </w:p>
     <w:p>
@@ -13577,33 +13603,19 @@
       </w:pPr>
       <w:r>
         <w:rPr>
-          <w:rFonts w:ascii="Times New Roman" w:cs="Times New Roman" w:eastAsia="Times New Roman" w:hAnsi="Times New Roman"/>
-          <w:i w:val="1"/>
-          <w:color w:val="ff0000"/>
-          <w:sz w:val="24"/>
-          <w:szCs w:val="24"/>
-          <w:rtl w:val="0"/>
-        </w:rPr>
-        <w:t xml:space="preserve">Священик: </w:t>
-      </w:r>
-      <w:r>
-        <w:rPr>
-          <w:rFonts w:ascii="Times New Roman" w:cs="Times New Roman" w:eastAsia="Times New Roman" w:hAnsi="Times New Roman"/>
-          <w:color w:val="000000"/>
-          <w:sz w:val="24"/>
-          <w:szCs w:val="24"/>
-          <w:rtl w:val="0"/>
-        </w:rPr>
-        <w:t xml:space="preserve">Бо Ти Бог наш і Тобі славу возсилаємо: Отцю, і Сину, і Святому Духові</w:t>
-      </w:r>
-      <w:r>
-        <w:rPr>
-          <w:rFonts w:ascii="Times New Roman" w:cs="Times New Roman" w:eastAsia="Times New Roman" w:hAnsi="Times New Roman"/>
-          <w:sz w:val="24"/>
-          <w:szCs w:val="24"/>
-          <w:rtl w:val="0"/>
-        </w:rPr>
-        <w:t xml:space="preserve">, нині і повсякчас, і на віки віків.</w:t>
+          <w:rFonts w:ascii="Times New Roman" w:hAnsi="Times New Roman"/>
+          <w:i/>
+          <w:color w:val="FF4400"/>
+          <w:sz w:val="24"/>
+        </w:rPr>
+        <w:t>Священик:</w:t>
+      </w:r>
+      <w:r>
+        <w:rPr>
+          <w:rFonts w:ascii="Times New Roman" w:hAnsi="Times New Roman"/>
+          <w:sz w:val="24"/>
+        </w:rPr>
+        <w:t xml:space="preserve"> Бо Ти Бог наш і Тобі славу возсилаємо: Отцю, і Сину, і Святому Духові, нині і повсякчас, і на віки віків.</w:t>
       </w:r>
     </w:p>
     <w:p>
@@ -14704,33 +14716,19 @@
       </w:pPr>
       <w:r>
         <w:rPr>
-          <w:rFonts w:ascii="Times New Roman" w:cs="Times New Roman" w:eastAsia="Times New Roman" w:hAnsi="Times New Roman"/>
-          <w:i w:val="1"/>
-          <w:color w:val="ff0000"/>
-          <w:sz w:val="24"/>
-          <w:szCs w:val="24"/>
-          <w:rtl w:val="0"/>
-        </w:rPr>
-        <w:t xml:space="preserve">Священик: </w:t>
-      </w:r>
-      <w:r>
-        <w:rPr>
-          <w:rFonts w:ascii="Times New Roman" w:cs="Times New Roman" w:eastAsia="Times New Roman" w:hAnsi="Times New Roman"/>
-          <w:color w:val="000000"/>
-          <w:sz w:val="24"/>
-          <w:szCs w:val="24"/>
-          <w:rtl w:val="0"/>
-        </w:rPr>
-        <w:t xml:space="preserve">Бо Ти цар миру і Спас душ наших і Тобі славу возсилаємо: Отцю, і Сину, і Святому Духові</w:t>
-      </w:r>
-      <w:r>
-        <w:rPr>
-          <w:rFonts w:ascii="Times New Roman" w:cs="Times New Roman" w:eastAsia="Times New Roman" w:hAnsi="Times New Roman"/>
-          <w:sz w:val="24"/>
-          <w:szCs w:val="24"/>
-          <w:rtl w:val="0"/>
-        </w:rPr>
-        <w:t xml:space="preserve">, нині і повсякчас, і на віки віків.</w:t>
+          <w:rFonts w:ascii="Times New Roman" w:hAnsi="Times New Roman"/>
+          <w:i/>
+          <w:color w:val="FF4400"/>
+          <w:sz w:val="24"/>
+        </w:rPr>
+        <w:t>Священик:</w:t>
+      </w:r>
+      <w:r>
+        <w:rPr>
+          <w:rFonts w:ascii="Times New Roman" w:hAnsi="Times New Roman"/>
+          <w:sz w:val="24"/>
+        </w:rPr>
+        <w:t xml:space="preserve"> Бо Ти цар миру і Спас душ наших і Тобі славу возсилаємо: Отцю, і Сину, і Святому Духові, нині і повсякчас, і на віки віків.</w:t>
       </w:r>
     </w:p>
     <w:p>
@@ -16137,33 +16135,19 @@
       </w:pPr>
       <w:r>
         <w:rPr>
-          <w:rFonts w:ascii="Times New Roman" w:cs="Times New Roman" w:eastAsia="Times New Roman" w:hAnsi="Times New Roman"/>
-          <w:i w:val="1"/>
-          <w:color w:val="ff0000"/>
-          <w:sz w:val="24"/>
-          <w:szCs w:val="24"/>
-          <w:rtl w:val="0"/>
-        </w:rPr>
-        <w:t xml:space="preserve">Священик: </w:t>
-      </w:r>
-      <w:r>
-        <w:rPr>
-          <w:rFonts w:ascii="Times New Roman" w:cs="Times New Roman" w:eastAsia="Times New Roman" w:hAnsi="Times New Roman"/>
-          <w:color w:val="000000"/>
-          <w:sz w:val="24"/>
-          <w:szCs w:val="24"/>
-          <w:rtl w:val="0"/>
-        </w:rPr>
-        <w:t xml:space="preserve">Бо Тебе хвалять усі сили небесні і Тобі славу возсилаємо: Отцю, і Сину, і Святому Духові</w:t>
-      </w:r>
-      <w:r>
-        <w:rPr>
-          <w:rFonts w:ascii="Times New Roman" w:cs="Times New Roman" w:eastAsia="Times New Roman" w:hAnsi="Times New Roman"/>
-          <w:sz w:val="24"/>
-          <w:szCs w:val="24"/>
-          <w:rtl w:val="0"/>
-        </w:rPr>
-        <w:t xml:space="preserve">, нині і повсякчас, і на віки віків.</w:t>
+          <w:rFonts w:ascii="Times New Roman" w:hAnsi="Times New Roman"/>
+          <w:i/>
+          <w:color w:val="FF4400"/>
+          <w:sz w:val="24"/>
+        </w:rPr>
+        <w:t>Священик:</w:t>
+      </w:r>
+      <w:r>
+        <w:rPr>
+          <w:rFonts w:ascii="Times New Roman" w:hAnsi="Times New Roman"/>
+          <w:sz w:val="24"/>
+        </w:rPr>
+        <w:t xml:space="preserve"> Бо Тебе хвалять усі сили небесні і Тобі славу возсилаємо: Отцю, і Сину, і Святому Духові, нині і повсякчас, і на віки віків.</w:t>
       </w:r>
     </w:p>
     <w:p>
@@ -17293,22 +17277,17 @@
       </w:pPr>
       <w:r>
         <w:rPr>
-          <w:rFonts w:ascii="Times New Roman" w:cs="Times New Roman" w:eastAsia="Times New Roman" w:hAnsi="Times New Roman"/>
-          <w:i w:val="1"/>
-          <w:color w:val="ff0000"/>
-          <w:sz w:val="24"/>
-          <w:szCs w:val="24"/>
-          <w:rtl w:val="0"/>
-        </w:rPr>
-        <w:t xml:space="preserve">Священик:</w:t>
-      </w:r>
-      <w:r>
-        <w:rPr>
-          <w:rFonts w:ascii="Times New Roman" w:cs="Times New Roman" w:eastAsia="Times New Roman" w:hAnsi="Times New Roman"/>
-          <w:color w:val="000000"/>
-          <w:sz w:val="24"/>
-          <w:szCs w:val="24"/>
-          <w:rtl w:val="0"/>
+          <w:rFonts w:ascii="Times New Roman" w:hAnsi="Times New Roman"/>
+          <w:i/>
+          <w:color w:val="FF4400"/>
+          <w:sz w:val="24"/>
+        </w:rPr>
+        <w:t>Священик:</w:t>
+      </w:r>
+      <w:r>
+        <w:rPr>
+          <w:rFonts w:ascii="Times New Roman" w:hAnsi="Times New Roman"/>
+          <w:sz w:val="24"/>
         </w:rPr>
         <w:t xml:space="preserve"> Слава Тобі, що Світло нам показав! </w:t>
       </w:r>
@@ -18372,21 +18351,17 @@
       </w:pPr>
       <w:r>
         <w:rPr>
-          <w:rFonts w:ascii="Times New Roman" w:cs="Times New Roman" w:eastAsia="Times New Roman" w:hAnsi="Times New Roman"/>
-          <w:i w:val="1"/>
-          <w:color w:val="ff0000"/>
-          <w:sz w:val="24"/>
-          <w:szCs w:val="24"/>
-          <w:rtl w:val="0"/>
-        </w:rPr>
-        <w:t xml:space="preserve">Священик:</w:t>
-      </w:r>
-      <w:r>
-        <w:rPr>
-          <w:rFonts w:ascii="Times New Roman" w:cs="Times New Roman" w:eastAsia="Times New Roman" w:hAnsi="Times New Roman"/>
-          <w:sz w:val="24"/>
-          <w:szCs w:val="24"/>
-          <w:rtl w:val="0"/>
+          <w:rFonts w:ascii="Times New Roman" w:hAnsi="Times New Roman"/>
+          <w:i/>
+          <w:color w:val="FF4400"/>
+          <w:sz w:val="24"/>
+        </w:rPr>
+        <w:t>Священик:</w:t>
+      </w:r>
+      <w:r>
+        <w:rPr>
+          <w:rFonts w:ascii="Times New Roman" w:hAnsi="Times New Roman"/>
+          <w:sz w:val="24"/>
         </w:rPr>
         <w:t xml:space="preserve"> Бо милостивий і чоловіколюбець Бог єси, і тобі славу возсилаємо, Отцю, і Сину, і Святому Духові, нині і повсякчас, і на віки віків.</w:t>
       </w:r>
@@ -19054,14 +19029,41 @@
       </w:pPr>
       <w:r>
         <w:rPr>
-          <w:rFonts w:ascii="Times New Roman" w:cs="Times New Roman" w:eastAsia="Times New Roman" w:hAnsi="Times New Roman"/>
-          <w:i w:val="1"/>
-          <w:color w:val="ff0000"/>
-          <w:sz w:val="24"/>
-          <w:szCs w:val="24"/>
-          <w:rtl w:val="0"/>
-        </w:rPr>
-        <w:t xml:space="preserve">Священик:</w:t>
+          <w:rFonts w:ascii="Times New Roman" w:hAnsi="Times New Roman"/>
+          <w:i/>
+          <w:color w:val="FF4400"/>
+          <w:sz w:val="24"/>
+        </w:rPr>
+        <w:t>Священик:</w:t>
+      </w:r>
+      <w:r>
+        <w:rPr>
+          <w:rFonts w:ascii="Times New Roman" w:hAnsi="Times New Roman"/>
+          <w:sz w:val="24"/>
+        </w:rPr>
+        <w:t xml:space="preserve"> Бо ти Бог милости, ласк і чоловіколюбности, і тобі славу віддаємо: Отцю, і Сину, і Святому Духові, нині і повсякчас, і на віки віків.</w:t>
+      </w:r>
+    </w:p>
+    <w:p>
+      <w:pPr>
+        <w:spacing w:after="120" w:lineRule="auto"/>
+        <w:jc w:val="both"/>
+        <w:rPr>
+          <w:rFonts w:ascii="Times New Roman" w:cs="Times New Roman" w:eastAsia="Times New Roman" w:hAnsi="Times New Roman"/>
+          <w:sz w:val="24"/>
+          <w:szCs w:val="24"/>
+        </w:rPr>
+      </w:pPr>
+      <w:r>
+        <w:rPr>
+          <w:rFonts w:ascii="Times New Roman" w:cs="Times New Roman" w:eastAsia="Times New Roman" w:hAnsi="Times New Roman"/>
+          <w:i w:val="1"/>
+          <w:color w:val="ff0000"/>
+          <w:sz w:val="24"/>
+          <w:szCs w:val="24"/>
+          <w:rtl w:val="0"/>
+        </w:rPr>
+        <w:t xml:space="preserve">Вірні:</w:t>
       </w:r>
       <w:r>
         <w:rPr>
@@ -19080,47 +19082,6 @@
           <w:szCs w:val="24"/>
           <w:rtl w:val="0"/>
         </w:rPr>
-        <w:t xml:space="preserve">Бо ти Бог милости, ласк і чоловіколюбности, і тобі славу віддаємо: Отцю, і Сину, і Святому Духові, нині і повсякчас, і на віки віків.</w:t>
-      </w:r>
-    </w:p>
-    <w:p>
-      <w:pPr>
-        <w:spacing w:after="120" w:lineRule="auto"/>
-        <w:jc w:val="both"/>
-        <w:rPr>
-          <w:rFonts w:ascii="Times New Roman" w:cs="Times New Roman" w:eastAsia="Times New Roman" w:hAnsi="Times New Roman"/>
-          <w:sz w:val="24"/>
-          <w:szCs w:val="24"/>
-        </w:rPr>
-      </w:pPr>
-      <w:r>
-        <w:rPr>
-          <w:rFonts w:ascii="Times New Roman" w:cs="Times New Roman" w:eastAsia="Times New Roman" w:hAnsi="Times New Roman"/>
-          <w:i w:val="1"/>
-          <w:color w:val="ff0000"/>
-          <w:sz w:val="24"/>
-          <w:szCs w:val="24"/>
-          <w:rtl w:val="0"/>
-        </w:rPr>
-        <w:t xml:space="preserve">Вірні:</w:t>
-      </w:r>
-      <w:r>
-        <w:rPr>
-          <w:rFonts w:ascii="Times New Roman" w:cs="Times New Roman" w:eastAsia="Times New Roman" w:hAnsi="Times New Roman"/>
-          <w:color w:val="ff0000"/>
-          <w:sz w:val="24"/>
-          <w:szCs w:val="24"/>
-          <w:rtl w:val="0"/>
-        </w:rPr>
-        <w:t xml:space="preserve"> </w:t>
-      </w:r>
-      <w:r>
-        <w:rPr>
-          <w:rFonts w:ascii="Times New Roman" w:cs="Times New Roman" w:eastAsia="Times New Roman" w:hAnsi="Times New Roman"/>
-          <w:sz w:val="24"/>
-          <w:szCs w:val="24"/>
-          <w:rtl w:val="0"/>
-        </w:rPr>
         <w:t xml:space="preserve">Амінь.</w:t>
       </w:r>
     </w:p>
@@ -19136,21 +19097,17 @@
       </w:pPr>
       <w:r>
         <w:rPr>
-          <w:rFonts w:ascii="Times New Roman" w:cs="Times New Roman" w:eastAsia="Times New Roman" w:hAnsi="Times New Roman"/>
-          <w:i w:val="1"/>
-          <w:color w:val="ff0000"/>
-          <w:sz w:val="24"/>
-          <w:szCs w:val="24"/>
-          <w:rtl w:val="0"/>
-        </w:rPr>
-        <w:t xml:space="preserve">Священик:</w:t>
-      </w:r>
-      <w:r>
-        <w:rPr>
-          <w:rFonts w:ascii="Times New Roman" w:cs="Times New Roman" w:eastAsia="Times New Roman" w:hAnsi="Times New Roman"/>
-          <w:sz w:val="24"/>
-          <w:szCs w:val="24"/>
-          <w:rtl w:val="0"/>
+          <w:rFonts w:ascii="Times New Roman" w:hAnsi="Times New Roman"/>
+          <w:i/>
+          <w:color w:val="FF4400"/>
+          <w:sz w:val="24"/>
+        </w:rPr>
+        <w:t>Священик:</w:t>
+      </w:r>
+      <w:r>
+        <w:rPr>
+          <w:rFonts w:ascii="Times New Roman" w:hAnsi="Times New Roman"/>
+          <w:sz w:val="24"/>
         </w:rPr>
         <w:t xml:space="preserve"> Мир всім.</w:t>
       </w:r>
@@ -19486,14 +19443,41 @@
       </w:pPr>
       <w:r>
         <w:rPr>
-          <w:rFonts w:ascii="Times New Roman" w:cs="Times New Roman" w:eastAsia="Times New Roman" w:hAnsi="Times New Roman"/>
-          <w:i w:val="1"/>
-          <w:color w:val="ff0000"/>
-          <w:sz w:val="24"/>
-          <w:szCs w:val="24"/>
-          <w:rtl w:val="0"/>
-        </w:rPr>
-        <w:t xml:space="preserve">Священик:</w:t>
+          <w:rFonts w:ascii="Times New Roman" w:hAnsi="Times New Roman"/>
+          <w:i/>
+          <w:color w:val="FF4400"/>
+          <w:sz w:val="24"/>
+        </w:rPr>
+        <w:t>Священик:</w:t>
+      </w:r>
+      <w:r>
+        <w:rPr>
+          <w:rFonts w:ascii="Times New Roman" w:hAnsi="Times New Roman"/>
+          <w:sz w:val="24"/>
+        </w:rPr>
+        <w:t xml:space="preserve"> Благословенний Христос, Бог наш, завжди, нині і повсякчас, і на віки віків.</w:t>
+      </w:r>
+    </w:p>
+    <w:p>
+      <w:pPr>
+        <w:spacing w:after="120" w:lineRule="auto"/>
+        <w:jc w:val="both"/>
+        <w:rPr>
+          <w:rFonts w:ascii="Times New Roman" w:cs="Times New Roman" w:eastAsia="Times New Roman" w:hAnsi="Times New Roman"/>
+          <w:sz w:val="24"/>
+          <w:szCs w:val="24"/>
+        </w:rPr>
+      </w:pPr>
+      <w:r>
+        <w:rPr>
+          <w:rFonts w:ascii="Times New Roman" w:cs="Times New Roman" w:eastAsia="Times New Roman" w:hAnsi="Times New Roman"/>
+          <w:i w:val="1"/>
+          <w:color w:val="ff0000"/>
+          <w:sz w:val="24"/>
+          <w:szCs w:val="24"/>
+          <w:rtl w:val="0"/>
+        </w:rPr>
+        <w:t xml:space="preserve">Вірні:</w:t>
       </w:r>
       <w:r>
         <w:rPr>
@@ -19512,7 +19496,34 @@
           <w:szCs w:val="24"/>
           <w:rtl w:val="0"/>
         </w:rPr>
-        <w:t xml:space="preserve">Благословенний Христос, Бог наш, завжди, нині і повсякчас, і на віки віків.</w:t>
+        <w:t xml:space="preserve">Амінь. Утверди, Боже, святу православну віру на віки віків.</w:t>
+      </w:r>
+    </w:p>
+    <w:p>
+      <w:pPr>
+        <w:spacing w:after="120" w:lineRule="auto"/>
+        <w:jc w:val="both"/>
+        <w:rPr>
+          <w:rFonts w:ascii="Times New Roman" w:cs="Times New Roman" w:eastAsia="Times New Roman" w:hAnsi="Times New Roman"/>
+          <w:sz w:val="24"/>
+          <w:szCs w:val="24"/>
+        </w:rPr>
+      </w:pPr>
+      <w:r>
+        <w:rPr>
+          <w:rFonts w:ascii="Times New Roman" w:hAnsi="Times New Roman"/>
+          <w:i/>
+          <w:color w:val="FF4400"/>
+          <w:sz w:val="24"/>
+        </w:rPr>
+        <w:t>Священик:</w:t>
+      </w:r>
+      <w:r>
+        <w:rPr>
+          <w:rFonts w:ascii="Times New Roman" w:hAnsi="Times New Roman"/>
+          <w:sz w:val="24"/>
+        </w:rPr>
+        <w:t xml:space="preserve"> Пресвята Богородице, спаси нас.</w:t>
       </w:r>
     </w:p>
     <w:p>
@@ -19539,6 +19550,64 @@
       <w:r>
         <w:rPr>
           <w:rFonts w:ascii="Times New Roman" w:cs="Times New Roman" w:eastAsia="Times New Roman" w:hAnsi="Times New Roman"/>
+          <w:sz w:val="24"/>
+          <w:szCs w:val="24"/>
+          <w:rtl w:val="0"/>
+        </w:rPr>
+        <w:t xml:space="preserve"> Чеснішу від херувимів* і незрівнянно славнішу від серафимів,* що без зотління Бога Слово породила,* сущу Богородицю, тебе величаємо.</w:t>
+      </w:r>
+    </w:p>
+    <w:p>
+      <w:pPr>
+        <w:spacing w:after="120" w:lineRule="auto"/>
+        <w:jc w:val="both"/>
+        <w:rPr>
+          <w:rFonts w:ascii="Times New Roman" w:cs="Times New Roman" w:eastAsia="Times New Roman" w:hAnsi="Times New Roman"/>
+          <w:sz w:val="24"/>
+          <w:szCs w:val="24"/>
+        </w:rPr>
+      </w:pPr>
+      <w:r>
+        <w:rPr>
+          <w:rFonts w:ascii="Times New Roman" w:hAnsi="Times New Roman"/>
+          <w:i/>
+          <w:color w:val="FF4400"/>
+          <w:sz w:val="24"/>
+        </w:rPr>
+        <w:t>Священик:</w:t>
+      </w:r>
+      <w:r>
+        <w:rPr>
+          <w:rFonts w:ascii="Times New Roman" w:hAnsi="Times New Roman"/>
+          <w:sz w:val="24"/>
+        </w:rPr>
+        <w:t xml:space="preserve"> Слава тобі, Христе Боже, надіє наша, слава тобі!</w:t>
+      </w:r>
+    </w:p>
+    <w:p>
+      <w:pPr>
+        <w:spacing w:after="120" w:lineRule="auto"/>
+        <w:jc w:val="both"/>
+        <w:rPr>
+          <w:rFonts w:ascii="Times New Roman" w:cs="Times New Roman" w:eastAsia="Times New Roman" w:hAnsi="Times New Roman"/>
+          <w:sz w:val="24"/>
+          <w:szCs w:val="24"/>
+        </w:rPr>
+      </w:pPr>
+      <w:r>
+        <w:rPr>
+          <w:rFonts w:ascii="Times New Roman" w:cs="Times New Roman" w:eastAsia="Times New Roman" w:hAnsi="Times New Roman"/>
+          <w:i w:val="1"/>
+          <w:color w:val="ff0000"/>
+          <w:sz w:val="24"/>
+          <w:szCs w:val="24"/>
+          <w:rtl w:val="0"/>
+        </w:rPr>
+        <w:t xml:space="preserve">Вірні:</w:t>
+      </w:r>
+      <w:r>
+        <w:rPr>
+          <w:rFonts w:ascii="Times New Roman" w:cs="Times New Roman" w:eastAsia="Times New Roman" w:hAnsi="Times New Roman"/>
           <w:color w:val="ff0000"/>
           <w:sz w:val="24"/>
           <w:szCs w:val="24"/>
@@ -19553,150 +19622,6 @@
           <w:szCs w:val="24"/>
           <w:rtl w:val="0"/>
         </w:rPr>
-        <w:t xml:space="preserve">Амінь. Утверди, Боже, святу православну віру на віки віків.</w:t>
-      </w:r>
-    </w:p>
-    <w:p>
-      <w:pPr>
-        <w:spacing w:after="120" w:lineRule="auto"/>
-        <w:jc w:val="both"/>
-        <w:rPr>
-          <w:rFonts w:ascii="Times New Roman" w:cs="Times New Roman" w:eastAsia="Times New Roman" w:hAnsi="Times New Roman"/>
-          <w:sz w:val="24"/>
-          <w:szCs w:val="24"/>
-        </w:rPr>
-      </w:pPr>
-      <w:r>
-        <w:rPr>
-          <w:rFonts w:ascii="Times New Roman" w:cs="Times New Roman" w:eastAsia="Times New Roman" w:hAnsi="Times New Roman"/>
-          <w:i w:val="1"/>
-          <w:color w:val="ff0000"/>
-          <w:sz w:val="24"/>
-          <w:szCs w:val="24"/>
-          <w:rtl w:val="0"/>
-        </w:rPr>
-        <w:t xml:space="preserve">Священик:</w:t>
-      </w:r>
-      <w:r>
-        <w:rPr>
-          <w:rFonts w:ascii="Times New Roman" w:cs="Times New Roman" w:eastAsia="Times New Roman" w:hAnsi="Times New Roman"/>
-          <w:sz w:val="24"/>
-          <w:szCs w:val="24"/>
-          <w:rtl w:val="0"/>
-        </w:rPr>
-        <w:t xml:space="preserve"> Пресвята Богородице, спаси нас.</w:t>
-      </w:r>
-    </w:p>
-    <w:p>
-      <w:pPr>
-        <w:spacing w:after="120" w:lineRule="auto"/>
-        <w:jc w:val="both"/>
-        <w:rPr>
-          <w:rFonts w:ascii="Times New Roman" w:cs="Times New Roman" w:eastAsia="Times New Roman" w:hAnsi="Times New Roman"/>
-          <w:sz w:val="24"/>
-          <w:szCs w:val="24"/>
-        </w:rPr>
-      </w:pPr>
-      <w:r>
-        <w:rPr>
-          <w:rFonts w:ascii="Times New Roman" w:cs="Times New Roman" w:eastAsia="Times New Roman" w:hAnsi="Times New Roman"/>
-          <w:i w:val="1"/>
-          <w:color w:val="ff0000"/>
-          <w:sz w:val="24"/>
-          <w:szCs w:val="24"/>
-          <w:rtl w:val="0"/>
-        </w:rPr>
-        <w:t xml:space="preserve">Вірні:</w:t>
-      </w:r>
-      <w:r>
-        <w:rPr>
-          <w:rFonts w:ascii="Times New Roman" w:cs="Times New Roman" w:eastAsia="Times New Roman" w:hAnsi="Times New Roman"/>
-          <w:sz w:val="24"/>
-          <w:szCs w:val="24"/>
-          <w:rtl w:val="0"/>
-        </w:rPr>
-        <w:t xml:space="preserve"> Чеснішу від херувимів* і незрівнянно славнішу від серафимів,* що без зотління Бога Слово породила,* сущу Богородицю, тебе величаємо.</w:t>
-      </w:r>
-    </w:p>
-    <w:p>
-      <w:pPr>
-        <w:spacing w:after="120" w:lineRule="auto"/>
-        <w:jc w:val="both"/>
-        <w:rPr>
-          <w:rFonts w:ascii="Times New Roman" w:cs="Times New Roman" w:eastAsia="Times New Roman" w:hAnsi="Times New Roman"/>
-          <w:sz w:val="24"/>
-          <w:szCs w:val="24"/>
-        </w:rPr>
-      </w:pPr>
-      <w:r>
-        <w:rPr>
-          <w:rFonts w:ascii="Times New Roman" w:cs="Times New Roman" w:eastAsia="Times New Roman" w:hAnsi="Times New Roman"/>
-          <w:i w:val="1"/>
-          <w:color w:val="ff0000"/>
-          <w:sz w:val="24"/>
-          <w:szCs w:val="24"/>
-          <w:rtl w:val="0"/>
-        </w:rPr>
-        <w:t xml:space="preserve">Священик:</w:t>
-      </w:r>
-      <w:r>
-        <w:rPr>
-          <w:rFonts w:ascii="Times New Roman" w:cs="Times New Roman" w:eastAsia="Times New Roman" w:hAnsi="Times New Roman"/>
-          <w:color w:val="ff0000"/>
-          <w:sz w:val="24"/>
-          <w:szCs w:val="24"/>
-          <w:rtl w:val="0"/>
-        </w:rPr>
-        <w:t xml:space="preserve"> </w:t>
-      </w:r>
-      <w:r>
-        <w:rPr>
-          <w:rFonts w:ascii="Times New Roman" w:cs="Times New Roman" w:eastAsia="Times New Roman" w:hAnsi="Times New Roman"/>
-          <w:sz w:val="24"/>
-          <w:szCs w:val="24"/>
-          <w:rtl w:val="0"/>
-        </w:rPr>
-        <w:t xml:space="preserve">Слава тобі, Христе Боже, надіє наша, слава тобі!</w:t>
-      </w:r>
-    </w:p>
-    <w:p>
-      <w:pPr>
-        <w:spacing w:after="120" w:lineRule="auto"/>
-        <w:jc w:val="both"/>
-        <w:rPr>
-          <w:rFonts w:ascii="Times New Roman" w:cs="Times New Roman" w:eastAsia="Times New Roman" w:hAnsi="Times New Roman"/>
-          <w:sz w:val="24"/>
-          <w:szCs w:val="24"/>
-        </w:rPr>
-      </w:pPr>
-      <w:r>
-        <w:rPr>
-          <w:rFonts w:ascii="Times New Roman" w:cs="Times New Roman" w:eastAsia="Times New Roman" w:hAnsi="Times New Roman"/>
-          <w:i w:val="1"/>
-          <w:color w:val="ff0000"/>
-          <w:sz w:val="24"/>
-          <w:szCs w:val="24"/>
-          <w:rtl w:val="0"/>
-        </w:rPr>
-        <w:t xml:space="preserve">Вірні:</w:t>
-      </w:r>
-      <w:r>
-        <w:rPr>
-          <w:rFonts w:ascii="Times New Roman" w:cs="Times New Roman" w:eastAsia="Times New Roman" w:hAnsi="Times New Roman"/>
-          <w:color w:val="ff0000"/>
-          <w:sz w:val="24"/>
-          <w:szCs w:val="24"/>
-          <w:rtl w:val="0"/>
-        </w:rPr>
-        <w:t xml:space="preserve"> </w:t>
-      </w:r>
-      <w:r>
-        <w:rPr>
-          <w:rFonts w:ascii="Times New Roman" w:cs="Times New Roman" w:eastAsia="Times New Roman" w:hAnsi="Times New Roman"/>
-          <w:sz w:val="24"/>
-          <w:szCs w:val="24"/>
-          <w:rtl w:val="0"/>
-        </w:rPr>
         <w:t xml:space="preserve">Слава Отцю і Сину, і Святому Духові, і нині і повсякчас, і на віки віків. Амінь. Господи, помилуй </w:t>
       </w:r>
       <w:r>
@@ -19731,34 +19656,37 @@
       </w:r>
     </w:p>
     <w:p>
-      <w:pPr>
-        <w:spacing w:after="120" w:lineRule="auto"/>
-        <w:jc w:val="both"/>
-        <w:rPr>
-          <w:rFonts w:ascii="Times New Roman" w:cs="Times New Roman" w:eastAsia="Times New Roman" w:hAnsi="Times New Roman"/>
-          <w:sz w:val="24"/>
-          <w:szCs w:val="24"/>
-        </w:rPr>
-      </w:pPr>
-      <w:r>
-        <w:rPr>
-          <w:rFonts w:ascii="Times New Roman" w:cs="Times New Roman" w:eastAsia="Times New Roman" w:hAnsi="Times New Roman"/>
-          <w:i w:val="1"/>
-          <w:color w:val="ff0000"/>
-          <w:sz w:val="24"/>
-          <w:szCs w:val="24"/>
-          <w:rtl w:val="0"/>
-        </w:rPr>
-        <w:t xml:space="preserve">Священик:</w:t>
-      </w:r>
-      <w:r>
-        <w:rPr>
-          <w:rFonts w:ascii="Times New Roman" w:cs="Times New Roman" w:eastAsia="Times New Roman" w:hAnsi="Times New Roman"/>
-          <w:sz w:val="24"/>
-          <w:szCs w:val="24"/>
-          <w:rtl w:val="0"/>
-        </w:rPr>
-        <w:t xml:space="preserve"> Христос, істинний Бог наш, що зволив спочити в обіймах праведного Симеона спасіння нашого ради, молитвами пречистої своєї Матері, і всіх святих, помилує і спасе нас, як благий і чоловіколюбець.</w:t>
+      <w:r>
+        <w:rPr>
+          <w:rFonts w:ascii="Times New Roman" w:hAnsi="Times New Roman"/>
+          <w:i/>
+          <w:color w:val="FF4400"/>
+          <w:sz w:val="24"/>
+        </w:rPr>
+        <w:t>Священик:</w:t>
+      </w:r>
+      <w:r>
+        <w:rPr>
+          <w:rFonts w:ascii="Times New Roman" w:hAnsi="Times New Roman"/>
+          <w:sz w:val="24"/>
+        </w:rPr>
+        <w:t xml:space="preserve"> Христос, істинний Бог наш, що зволив спочити в обіймах праведного Симеона спасіння нашого ради, молитвами пречистої своєї Матері, чесного і славного пророка, предтечі і христителя Йоана, святих, славних і всехвальних апостолів, святого, </w:t>
+      </w:r>
+      <w:r>
+        <w:rPr>
+          <w:rFonts w:ascii="Times New Roman" w:hAnsi="Times New Roman"/>
+          <w:i/>
+          <w:color w:val="FF4400"/>
+          <w:sz w:val="24"/>
+        </w:rPr>
+        <w:t>якого є храм</w:t>
+      </w:r>
+      <w:r>
+        <w:rPr>
+          <w:rFonts w:ascii="Times New Roman" w:hAnsi="Times New Roman"/>
+          <w:sz w:val="24"/>
+        </w:rPr>
+        <w:t>, преподобного отця нашого Вукола, єпископа Смирнського, святого священномученика Сілвана, єпископа Ємеського, і тих, що з ним, і всіх святих, помилує і спасе нас, як благий і чоловіколюбець.</w:t>
       </w:r>
     </w:p>
     <w:p>
